--- a/课程设计报告_李欣.docx
+++ b/课程设计报告_李欣.docx
@@ -128,7 +128,7 @@
           <w:color w:val="000000"/>
           <w:sz w:val="28"/>
         </w:rPr>
-        <w:t>1.1  设计研究背景</w:t>
+        <w:t>1.1  环境监测系统研究背景</w:t>
       </w:r>
     </w:p>
     <w:p>
@@ -142,7 +142,7 @@
           <w:b w:val="0"/>
           <w:sz w:val="24"/>
         </w:rPr>
-        <w:t>随着物联网技术的快速发展，环境数据的实时采集与监测在工农业生产、智能家居、气象观测等领域具有广泛的应用需求。传统的环境监测系统往往依赖有线连接，布线复杂、成本高、扩展性差。无线传感网络的兴起使得低成本、灵活部署的环境监测系统成为可能。</w:t>
+        <w:t>随着物联网技术的迅猛发展，环境数据的实时采集与智能监测在工农业生产、智能家居、气象观测等领域具有广泛应用需求。传统监测系统往往依赖有线连接，布线复杂、成本高、扩展性差。无线传感网络的兴起使低成本、灵活部署的环境监测成为可能。</w:t>
       </w:r>
     </w:p>
     <w:p>
@@ -156,7 +156,7 @@
           <w:b w:val="0"/>
           <w:sz w:val="24"/>
         </w:rPr>
-        <w:t>本课程设计以Linux嵌入式系统为平台，结合WiFi无线通信技术，设计并实现了一套可实时采集温湿度与光照强度的无线环境数据采集监测系统，具备数据可视化、历史曲线绘制、异常报警等功能，体现了嵌入式软硬件协同开发的综合能力。</w:t>
+        <w:t>本课程设计以嵌入式Linux平台理念为指导，基于ESP32-S3-WROOM-1U开发板，融合WiFi与蓝牙双无线通信技术，设计并实现了一套可实时采集温度、湿度、光照与气压数据的无线环境监测系统。上位机采用Qt 6（C++）开发图形界面，实现数据可视化、历史查询、异常报警等功能。</w:t>
       </w:r>
     </w:p>
     <w:p>
@@ -170,7 +170,7 @@
           <w:color w:val="000000"/>
           <w:sz w:val="28"/>
         </w:rPr>
-        <w:t>1.2  设计意义与实际应用场景</w:t>
+        <w:t>1.2  设计意义与应用场景</w:t>
       </w:r>
     </w:p>
     <w:p>
@@ -198,7 +198,7 @@
           <w:b w:val="0"/>
           <w:sz w:val="24"/>
         </w:rPr>
-        <w:t>工业环境监控：实时监测车间温湿度，防止设备因环境过热或潮湿而损坏。</w:t>
+        <w:t>工业环境监控：实时监测车间温湿度与气压，防止设备因环境过热或潮湿而损坏。</w:t>
       </w:r>
     </w:p>
     <w:p>
@@ -212,7 +212,7 @@
           <w:b w:val="0"/>
           <w:sz w:val="24"/>
         </w:rPr>
-        <w:t>农业智慧大棚：监测大棚内光照、温湿度，为自动灌溉和补光提供数据依据。</w:t>
+        <w:t>农业智慧大棚：监测光照与温湿度，为自动灌溉和补光提供数据支撑。</w:t>
       </w:r>
     </w:p>
     <w:p>
@@ -226,7 +226,7 @@
           <w:b w:val="0"/>
           <w:sz w:val="24"/>
         </w:rPr>
-        <w:t>智能家居：家庭环境舒适度监测，联动空调、新风系统等设备。</w:t>
+        <w:t>智能家居：家庭环境舒适度监测，联动空调、新风系统等智能设备。</w:t>
       </w:r>
     </w:p>
     <w:p>
@@ -254,7 +254,7 @@
           <w:color w:val="000000"/>
           <w:sz w:val="28"/>
         </w:rPr>
-        <w:t>1.3  主要研究内容与预期实现目标</w:t>
+        <w:t>1.3  主要研究内容与目标</w:t>
       </w:r>
     </w:p>
     <w:p>
@@ -282,7 +282,7 @@
           <w:b w:val="0"/>
           <w:sz w:val="24"/>
         </w:rPr>
-        <w:t>基于ESP32-S3-WROOM-1U的传感器数据采集程序设计（DHT11温湿度、光敏电阻光照）。</w:t>
+        <w:t>基于ESP32-S3-WROOM-1U的多传感器采集程序设计（DHT11单总线温湿度、BMP280 I2C气压、光敏ADC光照）。</w:t>
       </w:r>
     </w:p>
     <w:p>
@@ -296,7 +296,7 @@
           <w:b w:val="0"/>
           <w:sz w:val="24"/>
         </w:rPr>
-        <w:t>基于WiFi TCP协议的无线数据传输通信机制实现。</w:t>
+        <w:t>基于WiFi TCP与BLE蓝牙的双无线数据传输机制实现。</w:t>
       </w:r>
     </w:p>
     <w:p>
@@ -310,7 +310,21 @@
           <w:b w:val="0"/>
           <w:sz w:val="24"/>
         </w:rPr>
-        <w:t>上位机图形界面（含实时数值显示、历史曲线、报警提示、数据存储）的设计与实现。</w:t>
+        <w:t>基于Qt 6（C++）的上位机图形界面设计（含实时四路图表、参数配置、历史查询、报警）。</w:t>
+      </w:r>
+    </w:p>
+    <w:p>
+      <w:pPr>
+        <w:pStyle w:val="ListBullet"/>
+        <w:spacing w:after="80"/>
+      </w:pPr>
+      <w:r>
+        <w:rPr>
+          <w:rFonts w:ascii="宋体" w:hAnsi="宋体" w:eastAsia="宋体"/>
+          <w:b w:val="0"/>
+          <w:sz w:val="24"/>
+        </w:rPr>
+        <w:t>PlatformIO交叉编译环境搭建与ESP32-S3固件开发。</w:t>
       </w:r>
     </w:p>
     <w:p>
@@ -338,7 +352,7 @@
           <w:b w:val="0"/>
           <w:sz w:val="24"/>
         </w:rPr>
-        <w:t>预期实现目标：系统能稳定采集温度、湿度、光照数据，通过无线TCP发送至上位机，上位机实时刷新显示并在数据超阈值时发出报警，所有数据保存至CSV文件供历史查询。</w:t>
+        <w:t>预期目标：系统能稳定采集四路环境参数，通过WiFi TCP发送至Qt上位机实时展示，同时通过BLE广播供移动设备接收；上位机在数据超阈值时发出报警，支持历史数据查询，所有数据保存至CSV文件。</w:t>
       </w:r>
     </w:p>
     <w:p>
@@ -352,7 +366,7 @@
           <w:color w:val="000000"/>
           <w:sz w:val="28"/>
         </w:rPr>
-        <w:t>1.4  整体技术路线概述</w:t>
+        <w:t>1.4  整体技术路线（含无线传输）</w:t>
       </w:r>
     </w:p>
     <w:p>
@@ -366,283 +380,7 @@
           <w:b w:val="0"/>
           <w:sz w:val="24"/>
         </w:rPr>
-        <w:t>系统整体技术路线如下：ESP32-S3采集传感器数据 → WiFi TCP无线传输 → 上位机接收解析 → 图形界面实时展示与报警。设备端使用C/C++（Arduino框架）开发，上位机采用Python实现图形界面与TCP服务端，数据以JSON格式传输，CSV格式本地存储。</w:t>
-      </w:r>
-    </w:p>
-    <w:p>
-      <w:r>
-        <w:br w:type="page"/>
-      </w:r>
-    </w:p>
-    <w:p>
-      <w:pPr>
-        <w:pStyle w:val="Heading1"/>
-        <w:jc w:val="left"/>
-      </w:pPr>
-      <w:r>
-        <w:rPr>
-          <w:rFonts w:ascii="黑体" w:hAnsi="黑体" w:eastAsia="黑体"/>
-          <w:color w:val="000000"/>
-          <w:sz w:val="32"/>
-        </w:rPr>
-        <w:t>第二章  相关技术原理</w:t>
-      </w:r>
-    </w:p>
-    <w:p>
-      <w:pPr>
-        <w:pStyle w:val="Heading2"/>
-        <w:jc w:val="left"/>
-      </w:pPr>
-      <w:r>
-        <w:rPr>
-          <w:rFonts w:ascii="黑体" w:hAnsi="黑体" w:eastAsia="黑体"/>
-          <w:color w:val="000000"/>
-          <w:sz w:val="28"/>
-        </w:rPr>
-        <w:t>2.1  Linux嵌入式系统基础</w:t>
-      </w:r>
-    </w:p>
-    <w:p>
-      <w:pPr>
-        <w:spacing w:after="120"/>
-        <w:ind w:firstLine="480"/>
-      </w:pPr>
-      <w:r>
-        <w:rPr>
-          <w:rFonts w:ascii="宋体" w:hAnsi="宋体" w:eastAsia="宋体"/>
-          <w:b w:val="0"/>
-          <w:sz w:val="24"/>
-        </w:rPr>
-        <w:t>Linux嵌入式系统是以Linux内核为核心，针对特定硬件平台裁剪、定制的操作系统。其优势包括：开源免费、内核稳定、驱动生态丰富、支持多任务多线程。本系统上位机运行于Linux/Windows平台，设备端采用Arduino框架（基于ESP-IDF），均体现了嵌入式系统的软硬件协同开发思想。</w:t>
-      </w:r>
-    </w:p>
-    <w:p>
-      <w:pPr>
-        <w:pStyle w:val="Heading2"/>
-        <w:jc w:val="left"/>
-      </w:pPr>
-      <w:r>
-        <w:rPr>
-          <w:rFonts w:ascii="黑体" w:hAnsi="黑体" w:eastAsia="黑体"/>
-          <w:color w:val="000000"/>
-          <w:sz w:val="28"/>
-        </w:rPr>
-        <w:t>2.2  传感器采集原理</w:t>
-      </w:r>
-    </w:p>
-    <w:p>
-      <w:pPr>
-        <w:spacing w:after="120"/>
-        <w:ind w:firstLine="480"/>
-      </w:pPr>
-      <w:r>
-        <w:rPr>
-          <w:rFonts w:ascii="宋体" w:hAnsi="宋体" w:eastAsia="宋体"/>
-          <w:b w:val="0"/>
-          <w:sz w:val="24"/>
-        </w:rPr>
-        <w:t>DHT11是一款含有已校准数字信号输出的温湿度复合传感器，采用单总线通信协议。主机拉低数据线至少18ms后释放，DHT11响应并发送40位数据（湿度高8位、湿度低8位、温度高8位、温度低8位、校验位）。本系统使用Adafruit DHT库封装上述时序，简化开发。</w:t>
-      </w:r>
-    </w:p>
-    <w:p>
-      <w:pPr>
-        <w:spacing w:after="120"/>
-        <w:ind w:firstLine="480"/>
-      </w:pPr>
-      <w:r>
-        <w:rPr>
-          <w:rFonts w:ascii="宋体" w:hAnsi="宋体" w:eastAsia="宋体"/>
-          <w:b w:val="0"/>
-          <w:sz w:val="24"/>
-        </w:rPr>
-        <w:t>光敏电阻模块内置LDR（Light Dependent Resistor）与分压电路，输出模拟电压信号。ESP32-S3的12位ADC（分辨率0~4095）将模拟电压转换为数字值，再换算为0~100%的光照百分比。为避免WiFi开启时ADC2通道受干扰，本系统使用ADC1通道（GPIO2）。</w:t>
-      </w:r>
-    </w:p>
-    <w:p>
-      <w:pPr>
-        <w:pStyle w:val="Heading2"/>
-        <w:jc w:val="left"/>
-      </w:pPr>
-      <w:r>
-        <w:rPr>
-          <w:rFonts w:ascii="黑体" w:hAnsi="黑体" w:eastAsia="黑体"/>
-          <w:color w:val="000000"/>
-          <w:sz w:val="28"/>
-        </w:rPr>
-        <w:t>2.3  WiFi无线传输工作机制</w:t>
-      </w:r>
-    </w:p>
-    <w:p>
-      <w:pPr>
-        <w:spacing w:after="120"/>
-        <w:ind w:firstLine="480"/>
-      </w:pPr>
-      <w:r>
-        <w:rPr>
-          <w:rFonts w:ascii="宋体" w:hAnsi="宋体" w:eastAsia="宋体"/>
-          <w:b w:val="0"/>
-          <w:sz w:val="24"/>
-        </w:rPr>
-        <w:t>ESP32-S3集成2.4GHz WiFi（802.11 b/g/n），支持Station（STA）和Access Point（AP）模式。本系统中ESP32-S3工作于STA模式，连接局域网路由器，与上位机通过TCP/IP协议通信。TCP协议提供面向连接、可靠的字节流传输，保证数据不丢失、不乱序。</w:t>
-      </w:r>
-    </w:p>
-    <w:p>
-      <w:pPr>
-        <w:spacing w:after="120"/>
-        <w:ind w:firstLine="480"/>
-      </w:pPr>
-      <w:r>
-        <w:rPr>
-          <w:rFonts w:ascii="宋体" w:hAnsi="宋体" w:eastAsia="宋体"/>
-          <w:b w:val="0"/>
-          <w:sz w:val="24"/>
-        </w:rPr>
-        <w:t>数据帧格式采用JSON（JavaScript Object Notation），每帧以换行符结束，便于上位机逐行解析：</w:t>
-      </w:r>
-    </w:p>
-    <w:p>
-      <w:pPr>
-        <w:spacing w:after="80"/>
-        <w:ind w:left="567"/>
-      </w:pPr>
-      <w:r>
-        <w:rPr>
-          <w:rFonts w:ascii="Courier New" w:hAnsi="Courier New" w:eastAsia="Courier New"/>
-          <w:b w:val="0"/>
-          <w:sz w:val="20"/>
-        </w:rPr>
-        <w:t>{"temp":25.5,"humi":53.0,"light":60}</w:t>
-      </w:r>
-    </w:p>
-    <w:p>
-      <w:pPr>
-        <w:spacing w:after="120"/>
-        <w:ind w:firstLine="480"/>
-      </w:pPr>
-      <w:r>
-        <w:rPr>
-          <w:rFonts w:ascii="宋体" w:hAnsi="宋体" w:eastAsia="宋体"/>
-          <w:b w:val="0"/>
-          <w:sz w:val="24"/>
-        </w:rPr>
-        <w:t>上位机作为TCP服务端监听8888端口，ESP32-S3作为客户端主动连接。断线后客户端自动重连，保障系统连续运行。</w:t>
-      </w:r>
-    </w:p>
-    <w:p>
-      <w:pPr>
-        <w:pStyle w:val="Heading2"/>
-        <w:jc w:val="left"/>
-      </w:pPr>
-      <w:r>
-        <w:rPr>
-          <w:rFonts w:ascii="黑体" w:hAnsi="黑体" w:eastAsia="黑体"/>
-          <w:color w:val="000000"/>
-          <w:sz w:val="28"/>
-        </w:rPr>
-        <w:t>2.4  图形界面与数据可视化原理</w:t>
-      </w:r>
-    </w:p>
-    <w:p>
-      <w:pPr>
-        <w:spacing w:after="120"/>
-        <w:ind w:firstLine="480"/>
-      </w:pPr>
-      <w:r>
-        <w:rPr>
-          <w:rFonts w:ascii="宋体" w:hAnsi="宋体" w:eastAsia="宋体"/>
-          <w:b w:val="0"/>
-          <w:sz w:val="24"/>
-        </w:rPr>
-        <w:t>上位机图形界面采用Python的Tkinter框架构建窗口与控件，Matplotlib库绘制实时折线图。Tkinter与Matplotlib通过FigureCanvasTkAgg后端集成，实现在Tkinter窗口内嵌入Matplotlib图表。TCP接收线程与GUI主线程通过root.after()机制安全交互，避免多线程竞争问题。</w:t>
-      </w:r>
-    </w:p>
-    <w:p>
-      <w:r>
-        <w:br w:type="page"/>
-      </w:r>
-    </w:p>
-    <w:p>
-      <w:pPr>
-        <w:pStyle w:val="Heading1"/>
-        <w:jc w:val="left"/>
-      </w:pPr>
-      <w:r>
-        <w:rPr>
-          <w:rFonts w:ascii="黑体" w:hAnsi="黑体" w:eastAsia="黑体"/>
-          <w:color w:val="000000"/>
-          <w:sz w:val="32"/>
-        </w:rPr>
-        <w:t>第三章  系统总体设计</w:t>
-      </w:r>
-    </w:p>
-    <w:p>
-      <w:pPr>
-        <w:pStyle w:val="Heading2"/>
-        <w:jc w:val="left"/>
-      </w:pPr>
-      <w:r>
-        <w:rPr>
-          <w:rFonts w:ascii="黑体" w:hAnsi="黑体" w:eastAsia="黑体"/>
-          <w:color w:val="000000"/>
-          <w:sz w:val="28"/>
-        </w:rPr>
-        <w:t>3.1  系统整体架构</w:t>
-      </w:r>
-    </w:p>
-    <w:p>
-      <w:pPr>
-        <w:spacing w:after="120"/>
-        <w:ind w:firstLine="480"/>
-      </w:pPr>
-      <w:r>
-        <w:rPr>
-          <w:rFonts w:ascii="宋体" w:hAnsi="宋体" w:eastAsia="宋体"/>
-          <w:b w:val="0"/>
-          <w:sz w:val="24"/>
-        </w:rPr>
-        <w:t>系统分为设备端与上位机端两层架构：</w:t>
-      </w:r>
-    </w:p>
-    <w:p>
-      <w:pPr>
-        <w:pStyle w:val="ListBullet"/>
-        <w:spacing w:after="80"/>
-      </w:pPr>
-      <w:r>
-        <w:rPr>
-          <w:rFonts w:ascii="宋体" w:hAnsi="宋体" w:eastAsia="宋体"/>
-          <w:b w:val="0"/>
-          <w:sz w:val="24"/>
-        </w:rPr>
-        <w:t>设备端：ESP32-S3-WROOM-1U开发板，连接DHT11温湿度传感器（GPIO4）和光敏电阻模块（GPIO2/ADC1），定时采集数据后通过WiFi TCP发送。</w:t>
-      </w:r>
-    </w:p>
-    <w:p>
-      <w:pPr>
-        <w:pStyle w:val="ListBullet"/>
-        <w:spacing w:after="80"/>
-      </w:pPr>
-      <w:r>
-        <w:rPr>
-          <w:rFonts w:ascii="宋体" w:hAnsi="宋体" w:eastAsia="宋体"/>
-          <w:b w:val="0"/>
-          <w:sz w:val="24"/>
-        </w:rPr>
-        <w:t>上位机端：运行于PC的Python程序，作为TCP服务端接收数据，通过图形界面实时展示温度、湿度、光照曲线，支持报警与CSV数据存储。</w:t>
-      </w:r>
-    </w:p>
-    <w:p>
-      <w:pPr>
-        <w:spacing w:after="120"/>
-        <w:ind w:firstLine="480"/>
-      </w:pPr>
-      <w:r>
-        <w:rPr>
-          <w:rFonts w:ascii="宋体" w:hAnsi="宋体" w:eastAsia="宋体"/>
-          <w:b w:val="0"/>
-          <w:sz w:val="24"/>
-        </w:rPr>
-        <w:t>两端通过局域网WiFi连接，通信协议为TCP，数据格式为JSON，传输周期为2秒。</w:t>
+        <w:t>系统整体技术路线如下：ESP32-S3采集传感器数据（DHT11/BMP280/LDR）→ 双通道无线传输（WiFi TCP + BLE广播）→ Qt上位机接收解析 → 图形界面实时展示与报警 → CSV历史存储与查询。设备端采用C/C++（Arduino框架，PlatformIO交叉编译），上位机采用Qt 6 C++实现图形界面与TCP服务端，数据以JSON格式传输，支持序列号丢包检测。</w:t>
       </w:r>
     </w:p>
     <w:p>
@@ -700,6 +438,25 @@
     </w:p>
     <w:p/>
     <w:p>
+      <w:r>
+        <w:br w:type="page"/>
+      </w:r>
+    </w:p>
+    <w:p>
+      <w:pPr>
+        <w:pStyle w:val="Heading1"/>
+        <w:jc w:val="left"/>
+      </w:pPr>
+      <w:r>
+        <w:rPr>
+          <w:rFonts w:ascii="黑体" w:hAnsi="黑体" w:eastAsia="黑体"/>
+          <w:color w:val="000000"/>
+          <w:sz w:val="32"/>
+        </w:rPr>
+        <w:t>第二章  相关技术原理</w:t>
+      </w:r>
+    </w:p>
+    <w:p>
       <w:pPr>
         <w:pStyle w:val="Heading2"/>
         <w:jc w:val="left"/>
@@ -710,7 +467,7 @@
           <w:color w:val="000000"/>
           <w:sz w:val="28"/>
         </w:rPr>
-        <w:t>3.2  硬件组成说明</w:t>
+        <w:t>2.1  Linux嵌入式系统基础</w:t>
       </w:r>
     </w:p>
     <w:p>
@@ -724,13 +481,13 @@
           <w:b w:val="0"/>
           <w:sz w:val="24"/>
         </w:rPr>
-        <w:t>系统硬件组成如下：</w:t>
+        <w:t>Linux嵌入式系统是以Linux内核为核心，针对特定硬件平台裁剪定制的操作系统。本系统上位机运行于Linux/Windows平台，设备端基于ESP-IDF（Arduino框架封装），体现了嵌入式软硬件协同开发思想。Linux系统的多任务调度、网络协议栈、文件系统等核心能力，是本系统数据接收、存储、展示功能的重要基础。</w:t>
       </w:r>
     </w:p>
     <w:p>
       <w:pPr>
-        <w:pStyle w:val="ListBullet"/>
-        <w:spacing w:after="80"/>
+        <w:spacing w:after="120"/>
+        <w:ind w:firstLine="480"/>
       </w:pPr>
       <w:r>
         <w:rPr>
@@ -738,13 +495,27 @@
           <w:b w:val="0"/>
           <w:sz w:val="24"/>
         </w:rPr>
-        <w:t>主控芯片：ESP32-S3-WROOM-1U，Xtensa LX7双核处理器，主频240MHz，内置16MB Flash、8MB OPI PSRAM，集成WiFi/BLE。</w:t>
+        <w:t>在开发流程上，嵌入式系统开发通常分为：交叉编译环境搭建、驱动程序开发、应用程序开发、系统集成测试四个阶段。本系统采用PlatformIO作为集成开发环境，统一管理工具链、库依赖和编译配置，简化了传统嵌入式开发中繁琐的环境配置过程。</w:t>
       </w:r>
     </w:p>
     <w:p>
       <w:pPr>
-        <w:pStyle w:val="ListBullet"/>
-        <w:spacing w:after="80"/>
+        <w:pStyle w:val="Heading2"/>
+        <w:jc w:val="left"/>
+      </w:pPr>
+      <w:r>
+        <w:rPr>
+          <w:rFonts w:ascii="黑体" w:hAnsi="黑体" w:eastAsia="黑体"/>
+          <w:color w:val="000000"/>
+          <w:sz w:val="28"/>
+        </w:rPr>
+        <w:t>2.2  传感器采集与I2C/SPI通信原理</w:t>
+      </w:r>
+    </w:p>
+    <w:p>
+      <w:pPr>
+        <w:spacing w:after="120"/>
+        <w:ind w:firstLine="480"/>
       </w:pPr>
       <w:r>
         <w:rPr>
@@ -752,13 +523,13 @@
           <w:b w:val="0"/>
           <w:sz w:val="24"/>
         </w:rPr>
-        <w:t>温湿度传感器：DHT11，测温范围0~50°C（±2°C），测湿范围20~90%RH（±5%RH），单总线接口，接GPIO4。</w:t>
+        <w:t>（1）DHT11温湿度传感器（单总线协议）</w:t>
       </w:r>
     </w:p>
     <w:p>
       <w:pPr>
-        <w:pStyle w:val="ListBullet"/>
-        <w:spacing w:after="80"/>
+        <w:spacing w:after="120"/>
+        <w:ind w:firstLine="480"/>
       </w:pPr>
       <w:r>
         <w:rPr>
@@ -766,13 +537,13 @@
           <w:b w:val="0"/>
           <w:sz w:val="24"/>
         </w:rPr>
-        <w:t>光照传感器：光敏电阻模块，含LDR与分压电路，模拟输出接GPIO2（ADC1_CH1）。</w:t>
+        <w:t>DHT11采用单总线（1-Wire）通信协议，仅需一根数据线即可完成双向通信。主机拉低数据线至少18ms后释放，DHT11响应并依次发送40位数据（湿度高8位、湿度低8位、温度高8位、温度低8位、校验位）。本系统通过Adafruit DHT库封装上述时序，接入GPIO4。</w:t>
       </w:r>
     </w:p>
     <w:p>
       <w:pPr>
-        <w:pStyle w:val="ListBullet"/>
-        <w:spacing w:after="80"/>
+        <w:spacing w:after="120"/>
+        <w:ind w:firstLine="480"/>
       </w:pPr>
       <w:r>
         <w:rPr>
@@ -780,17 +551,143 @@
           <w:b w:val="0"/>
           <w:sz w:val="24"/>
         </w:rPr>
-        <w:t>上位机：运行Windows/Linux的PC，通过局域网与ESP32-S3通信。</w:t>
+        <w:t>（2）BMP280气压传感器（I2C协议）</w:t>
       </w:r>
     </w:p>
     <w:p>
       <w:pPr>
+        <w:spacing w:after="120"/>
+        <w:ind w:firstLine="480"/>
+      </w:pPr>
+      <w:r>
+        <w:rPr>
+          <w:rFonts w:ascii="宋体" w:hAnsi="宋体" w:eastAsia="宋体"/>
+          <w:b w:val="0"/>
+          <w:sz w:val="24"/>
+        </w:rPr>
+        <w:t>BMP280采用I2C（Inter-Integrated Circuit）总线接口，I2C是由飞利浦公司开发的两线制串行通信协议，仅需SDA（数据线）和SCL（时钟线）即可实现多设备挂载。通信过程如下：</w:t>
+      </w:r>
+    </w:p>
+    <w:p>
+      <w:pPr>
+        <w:pStyle w:val="ListBullet"/>
+        <w:spacing w:after="80"/>
+      </w:pPr>
+      <w:r>
+        <w:rPr>
+          <w:rFonts w:ascii="宋体" w:hAnsi="宋体" w:eastAsia="宋体"/>
+          <w:b w:val="0"/>
+          <w:sz w:val="24"/>
+        </w:rPr>
+        <w:t>START条件：SCL为高电平时，SDA由高变低，表示通信开始。</w:t>
+      </w:r>
+    </w:p>
+    <w:p>
+      <w:pPr>
+        <w:pStyle w:val="ListBullet"/>
+        <w:spacing w:after="80"/>
+      </w:pPr>
+      <w:r>
+        <w:rPr>
+          <w:rFonts w:ascii="宋体" w:hAnsi="宋体" w:eastAsia="宋体"/>
+          <w:b w:val="0"/>
+          <w:sz w:val="24"/>
+        </w:rPr>
+        <w:t>设备寻址：主机发送7位从设备地址（BMP280地址为0x76或0x77）加1位读写标志。</w:t>
+      </w:r>
+    </w:p>
+    <w:p>
+      <w:pPr>
+        <w:pStyle w:val="ListBullet"/>
+        <w:spacing w:after="80"/>
+      </w:pPr>
+      <w:r>
+        <w:rPr>
+          <w:rFonts w:ascii="宋体" w:hAnsi="宋体" w:eastAsia="宋体"/>
+          <w:b w:val="0"/>
+          <w:sz w:val="24"/>
+        </w:rPr>
+        <w:t>ACK/NACK应答：每传输1字节后，接收方拉低SDA发送ACK确认，否则发NACK。</w:t>
+      </w:r>
+    </w:p>
+    <w:p>
+      <w:pPr>
+        <w:pStyle w:val="ListBullet"/>
+        <w:spacing w:after="80"/>
+      </w:pPr>
+      <w:r>
+        <w:rPr>
+          <w:rFonts w:ascii="宋体" w:hAnsi="宋体" w:eastAsia="宋体"/>
+          <w:b w:val="0"/>
+          <w:sz w:val="24"/>
+        </w:rPr>
+        <w:t>数据传输：主机连续读取温度、气压原始ADC值，经补偿公式换算得到实际气压（Pa），再除以100转换为hPa。</w:t>
+      </w:r>
+    </w:p>
+    <w:p>
+      <w:pPr>
+        <w:pStyle w:val="ListBullet"/>
+        <w:spacing w:after="80"/>
+      </w:pPr>
+      <w:r>
+        <w:rPr>
+          <w:rFonts w:ascii="宋体" w:hAnsi="宋体" w:eastAsia="宋体"/>
+          <w:b w:val="0"/>
+          <w:sz w:val="24"/>
+        </w:rPr>
+        <w:t>STOP条件：SCL为高电平时，SDA由低变高，通信结束。</w:t>
+      </w:r>
+    </w:p>
+    <w:p>
+      <w:pPr>
+        <w:spacing w:after="120"/>
+        <w:ind w:firstLine="480"/>
+      </w:pPr>
+      <w:r>
+        <w:rPr>
+          <w:rFonts w:ascii="宋体" w:hAnsi="宋体" w:eastAsia="宋体"/>
+          <w:b w:val="0"/>
+          <w:sz w:val="24"/>
+        </w:rPr>
+        <w:t>BMP280量程：气压300~1100hPa，分辨率0.16Pa；温度-40~+85°C，分辨率0.01°C。本系统配置为NORMAL模式，过采样×16，IIR滤波×16，输出稳定性好。</w:t>
+      </w:r>
+    </w:p>
+    <w:p>
+      <w:pPr>
+        <w:spacing w:after="120"/>
+        <w:ind w:firstLine="480"/>
+      </w:pPr>
+      <w:r>
+        <w:rPr>
+          <w:rFonts w:ascii="宋体" w:hAnsi="宋体" w:eastAsia="宋体"/>
+          <w:b w:val="0"/>
+          <w:sz w:val="24"/>
+        </w:rPr>
+        <w:t>（3）光敏电阻（ADC采样）</w:t>
+      </w:r>
+    </w:p>
+    <w:p>
+      <w:pPr>
+        <w:spacing w:after="120"/>
+        <w:ind w:firstLine="480"/>
+      </w:pPr>
+      <w:r>
+        <w:rPr>
+          <w:rFonts w:ascii="宋体" w:hAnsi="宋体" w:eastAsia="宋体"/>
+          <w:b w:val="0"/>
+          <w:sz w:val="24"/>
+        </w:rPr>
+        <w:t>光敏模块内置LDR与分压电路，输出模拟电压。ESP32-S3的12位ADC（0~4095）将电压转为数字值，再线性映射为0~100%光照百分比。为避免WiFi开启时ADC2通道受干扰，本系统使用ADC1通道（GPIO2）。</w:t>
+      </w:r>
+    </w:p>
+    <w:p>
+      <w:pPr>
         <w:jc w:val="center"/>
       </w:pPr>
       <w:r>
         <w:drawing>
           <wp:inline xmlns:a="http://schemas.openxmlformats.org/drawingml/2006/main" xmlns:pic="http://schemas.openxmlformats.org/drawingml/2006/picture">
-            <wp:extent cx="3657600" cy="2438400"/>
+            <wp:extent cx="5029200" cy="2482579"/>
             <wp:docPr id="2" name="Picture 2"/>
             <wp:cNvGraphicFramePr>
               <a:graphicFrameLocks noChangeAspect="1"/>
@@ -799,7 +696,7 @@
               <a:graphicData uri="http://schemas.openxmlformats.org/drawingml/2006/picture">
                 <pic:pic>
                   <pic:nvPicPr>
-                    <pic:cNvPr id="0" name="hw_esp32.jpg"/>
+                    <pic:cNvPr id="0" name="fig4_wiring.png"/>
                     <pic:cNvPicPr/>
                   </pic:nvPicPr>
                   <pic:blipFill>
@@ -811,7 +708,7 @@
                   <pic:spPr>
                     <a:xfrm>
                       <a:off x="0" y="0"/>
-                      <a:ext cx="3657600" cy="2438400"/>
+                      <a:ext cx="5029200" cy="2482579"/>
                     </a:xfrm>
                     <a:prstGeom prst="rect"/>
                   </pic:spPr>
@@ -833,7 +730,7 @@
           <w:color w:val="555555"/>
           <w:sz w:val="20"/>
         </w:rPr>
-        <w:t>图6  ESP32-S3-WROOM-1U 开发板</w:t>
+        <w:t>图4  硬件接线示意图</w:t>
       </w:r>
     </w:p>
     <w:p/>
@@ -887,7 +784,7 @@
           <w:color w:val="555555"/>
           <w:sz w:val="20"/>
         </w:rPr>
-        <w:t>图7  DHT11 温湿度传感器模块</w:t>
+        <w:t>图7  DHT11温湿度传感器</w:t>
       </w:r>
     </w:p>
     <w:p/>
@@ -941,6 +838,967 @@
           <w:color w:val="555555"/>
           <w:sz w:val="20"/>
         </w:rPr>
+        <w:t>图8  光敏电阻传感器模块</w:t>
+      </w:r>
+    </w:p>
+    <w:p/>
+    <w:p>
+      <w:pPr>
+        <w:pStyle w:val="Heading2"/>
+        <w:jc w:val="left"/>
+      </w:pPr>
+      <w:r>
+        <w:rPr>
+          <w:rFonts w:ascii="黑体" w:hAnsi="黑体" w:eastAsia="黑体"/>
+          <w:color w:val="000000"/>
+          <w:sz w:val="28"/>
+        </w:rPr>
+        <w:t>2.3  WiFi/蓝牙无线传输工作机制</w:t>
+      </w:r>
+    </w:p>
+    <w:p>
+      <w:pPr>
+        <w:spacing w:after="120"/>
+        <w:ind w:firstLine="480"/>
+      </w:pPr>
+      <w:r>
+        <w:rPr>
+          <w:rFonts w:ascii="宋体" w:hAnsi="宋体" w:eastAsia="宋体"/>
+          <w:b w:val="0"/>
+          <w:sz w:val="24"/>
+        </w:rPr>
+        <w:t>（1）WiFi TCP通信机制</w:t>
+      </w:r>
+    </w:p>
+    <w:p>
+      <w:pPr>
+        <w:spacing w:after="120"/>
+        <w:ind w:firstLine="480"/>
+      </w:pPr>
+      <w:r>
+        <w:rPr>
+          <w:rFonts w:ascii="宋体" w:hAnsi="宋体" w:eastAsia="宋体"/>
+          <w:b w:val="0"/>
+          <w:sz w:val="24"/>
+        </w:rPr>
+        <w:t>ESP32-S3集成2.4GHz WiFi（802.11 b/g/n），工作于STA（Station）模式，连接局域网路由器，与上位机通过TCP/IP协议通信。TCP协议提供面向连接、可靠的字节流传输，保证数据不丢失、不乱序。数据帧采用JSON格式，每帧以换行符结束：</w:t>
+      </w:r>
+    </w:p>
+    <w:p>
+      <w:pPr>
+        <w:spacing w:after="80"/>
+        <w:ind w:left="567"/>
+      </w:pPr>
+      <w:r>
+        <w:rPr>
+          <w:rFonts w:ascii="Courier New" w:hAnsi="Courier New" w:eastAsia="Courier New"/>
+          <w:b w:val="0"/>
+          <w:sz w:val="20"/>
+        </w:rPr>
+        <w:t>{"seq":1,"temp":25.5,"humi":53.0,"light":60,"pres":1013.2}</w:t>
+      </w:r>
+    </w:p>
+    <w:p>
+      <w:pPr>
+        <w:spacing w:after="120"/>
+        <w:ind w:firstLine="480"/>
+      </w:pPr>
+      <w:r>
+        <w:rPr>
+          <w:rFonts w:ascii="宋体" w:hAnsi="宋体" w:eastAsia="宋体"/>
+          <w:b w:val="0"/>
+          <w:sz w:val="24"/>
+        </w:rPr>
+        <w:t>seq字段为递增序列号，上位机通过检测序列号跳变判断丢包情况，实现丢包检测与统计。断线后客户端延迟5秒自动重连，保障系统连续运行。</w:t>
+      </w:r>
+    </w:p>
+    <w:p>
+      <w:pPr>
+        <w:spacing w:after="120"/>
+        <w:ind w:firstLine="480"/>
+      </w:pPr>
+      <w:r>
+        <w:rPr>
+          <w:rFonts w:ascii="宋体" w:hAnsi="宋体" w:eastAsia="宋体"/>
+          <w:b w:val="0"/>
+          <w:sz w:val="24"/>
+        </w:rPr>
+        <w:t>（2）BLE蓝牙广播机制</w:t>
+      </w:r>
+    </w:p>
+    <w:p>
+      <w:pPr>
+        <w:spacing w:after="120"/>
+        <w:ind w:firstLine="480"/>
+      </w:pPr>
+      <w:r>
+        <w:rPr>
+          <w:rFonts w:ascii="宋体" w:hAnsi="宋体" w:eastAsia="宋体"/>
+          <w:b w:val="0"/>
+          <w:sz w:val="24"/>
+        </w:rPr>
+        <w:t>ESP32-S3内置蓝牙5.0（BLE），支持GAP广播与GATT服务。本系统实现了BLE GATT服务器功能：</w:t>
+      </w:r>
+    </w:p>
+    <w:p>
+      <w:pPr>
+        <w:pStyle w:val="ListBullet"/>
+        <w:spacing w:after="80"/>
+      </w:pPr>
+      <w:r>
+        <w:rPr>
+          <w:rFonts w:ascii="宋体" w:hAnsi="宋体" w:eastAsia="宋体"/>
+          <w:b w:val="0"/>
+          <w:sz w:val="24"/>
+        </w:rPr>
+        <w:t>GAP层：设备以"ESP32-S3-Sensor"为名持续广播，移动设备可扫描并连接。</w:t>
+      </w:r>
+    </w:p>
+    <w:p>
+      <w:pPr>
+        <w:pStyle w:val="ListBullet"/>
+        <w:spacing w:after="80"/>
+      </w:pPr>
+      <w:r>
+        <w:rPr>
+          <w:rFonts w:ascii="宋体" w:hAnsi="宋体" w:eastAsia="宋体"/>
+          <w:b w:val="0"/>
+          <w:sz w:val="24"/>
+        </w:rPr>
+        <w:t>GATT层：创建自定义服务（Service UUID），包含一个具备READ+NOTIFY属性的特征（Characteristic），每2秒将最新传感器JSON数据写入特征值并发送NOTIFY通知。</w:t>
+      </w:r>
+    </w:p>
+    <w:p>
+      <w:pPr>
+        <w:pStyle w:val="ListBullet"/>
+        <w:spacing w:after="80"/>
+      </w:pPr>
+      <w:r>
+        <w:rPr>
+          <w:rFonts w:ascii="宋体" w:hAnsi="宋体" w:eastAsia="宋体"/>
+          <w:b w:val="0"/>
+          <w:sz w:val="24"/>
+        </w:rPr>
+        <w:t>断线重广播：BLE客户端断开后，自动调用BLEDevice::getAdvertising()-&gt;start()重新广播，保证可发现性。</w:t>
+      </w:r>
+    </w:p>
+    <w:p>
+      <w:pPr>
+        <w:spacing w:after="120"/>
+        <w:ind w:firstLine="480"/>
+      </w:pPr>
+      <w:r>
+        <w:rPr>
+          <w:rFonts w:ascii="宋体" w:hAnsi="宋体" w:eastAsia="宋体"/>
+          <w:b w:val="0"/>
+          <w:sz w:val="24"/>
+        </w:rPr>
+        <w:t>WiFi与BLE可同时工作（Coexistence模式），WiFi负责高可靠的局域网TCP传输，BLE负责低功耗的蓝牙广播，构成双无线冗余通信架构。</w:t>
+      </w:r>
+    </w:p>
+    <w:p>
+      <w:pPr>
+        <w:pStyle w:val="Heading2"/>
+        <w:jc w:val="left"/>
+      </w:pPr>
+      <w:r>
+        <w:rPr>
+          <w:rFonts w:ascii="黑体" w:hAnsi="黑体" w:eastAsia="黑体"/>
+          <w:color w:val="000000"/>
+          <w:sz w:val="28"/>
+        </w:rPr>
+        <w:t>2.4  Qt界面开发与信号槽机制</w:t>
+      </w:r>
+    </w:p>
+    <w:p>
+      <w:pPr>
+        <w:spacing w:after="120"/>
+        <w:ind w:firstLine="480"/>
+      </w:pPr>
+      <w:r>
+        <w:rPr>
+          <w:rFonts w:ascii="宋体" w:hAnsi="宋体" w:eastAsia="宋体"/>
+          <w:b w:val="0"/>
+          <w:sz w:val="24"/>
+        </w:rPr>
+        <w:t>Qt是跨平台的C++应用开发框架，广泛应用于嵌入式上位机开发。本系统采用Qt 6.5.3（MinGW编译器）开发上位机程序。Qt的核心特性包括：</w:t>
+      </w:r>
+    </w:p>
+    <w:p>
+      <w:pPr>
+        <w:spacing w:after="120"/>
+        <w:ind w:firstLine="480"/>
+      </w:pPr>
+      <w:r>
+        <w:rPr>
+          <w:rFonts w:ascii="宋体" w:hAnsi="宋体" w:eastAsia="宋体"/>
+          <w:b w:val="0"/>
+          <w:sz w:val="24"/>
+        </w:rPr>
+        <w:t>（1）信号槽机制（Signal-Slot）</w:t>
+      </w:r>
+    </w:p>
+    <w:p>
+      <w:pPr>
+        <w:spacing w:after="120"/>
+        <w:ind w:firstLine="480"/>
+      </w:pPr>
+      <w:r>
+        <w:rPr>
+          <w:rFonts w:ascii="宋体" w:hAnsi="宋体" w:eastAsia="宋体"/>
+          <w:b w:val="0"/>
+          <w:sz w:val="24"/>
+        </w:rPr>
+        <w:t>信号槽是Qt实现对象间通信的核心机制，替代传统的回调函数，实现松耦合的事件响应。当某个事件发生时，对象发射（emit）信号；其他对象的槽函数（Slot）通过connect()连接到该信号，信号发射时槽函数自动调用。</w:t>
+      </w:r>
+    </w:p>
+    <w:p>
+      <w:pPr>
+        <w:spacing w:after="80"/>
+        <w:ind w:left="567"/>
+      </w:pPr>
+      <w:r>
+        <w:rPr>
+          <w:rFonts w:ascii="Courier New" w:hAnsi="Courier New" w:eastAsia="Courier New"/>
+          <w:b w:val="0"/>
+          <w:sz w:val="20"/>
+        </w:rPr>
+        <w:t>connect(m_srv, &amp;TcpServer::dataReceived, this, &amp;MainWindow::onData);</w:t>
+      </w:r>
+    </w:p>
+    <w:p>
+      <w:pPr>
+        <w:spacing w:after="120"/>
+        <w:ind w:firstLine="480"/>
+      </w:pPr>
+      <w:r>
+        <w:rPr>
+          <w:rFonts w:ascii="宋体" w:hAnsi="宋体" w:eastAsia="宋体"/>
+          <w:b w:val="0"/>
+          <w:sz w:val="24"/>
+        </w:rPr>
+        <w:t>上述代码将TcpServer的dataReceived信号连接到MainWindow的onData槽，TCP收到数据时自动触发界面更新，实现线程安全的跨线程UI刷新。Qt的MOC（元对象编译器）在编译前预处理Q_OBJECT宏，生成信号槽的元数据代码。</w:t>
+      </w:r>
+    </w:p>
+    <w:p>
+      <w:pPr>
+        <w:spacing w:after="120"/>
+        <w:ind w:firstLine="480"/>
+      </w:pPr>
+      <w:r>
+        <w:rPr>
+          <w:rFonts w:ascii="宋体" w:hAnsi="宋体" w:eastAsia="宋体"/>
+          <w:b w:val="0"/>
+          <w:sz w:val="24"/>
+        </w:rPr>
+        <w:t>（2）QChart实时图表</w:t>
+      </w:r>
+    </w:p>
+    <w:p>
+      <w:pPr>
+        <w:spacing w:after="120"/>
+        <w:ind w:firstLine="480"/>
+      </w:pPr>
+      <w:r>
+        <w:rPr>
+          <w:rFonts w:ascii="宋体" w:hAnsi="宋体" w:eastAsia="宋体"/>
+          <w:b w:val="0"/>
+          <w:sz w:val="24"/>
+        </w:rPr>
+        <w:t>本系统使用Qt Charts模块（QLineSeries + QChartView + QValueAxis）实现四路实时折线图（温度、湿度、光照、气压）。每收到新数据调用series-&gt;append()追加点，保留最近30个点形成滑动窗口，通过动态调整X轴范围实现曲线滚动效果。</w:t>
+      </w:r>
+    </w:p>
+    <w:p>
+      <w:pPr>
+        <w:spacing w:after="120"/>
+        <w:ind w:firstLine="480"/>
+      </w:pPr>
+      <w:r>
+        <w:rPr>
+          <w:rFonts w:ascii="宋体" w:hAnsi="宋体" w:eastAsia="宋体"/>
+          <w:b w:val="0"/>
+          <w:sz w:val="24"/>
+        </w:rPr>
+        <w:t>（3）模块化设计</w:t>
+      </w:r>
+    </w:p>
+    <w:p>
+      <w:pPr>
+        <w:spacing w:after="120"/>
+        <w:ind w:firstLine="480"/>
+      </w:pPr>
+      <w:r>
+        <w:rPr>
+          <w:rFonts w:ascii="宋体" w:hAnsi="宋体" w:eastAsia="宋体"/>
+          <w:b w:val="0"/>
+          <w:sz w:val="24"/>
+        </w:rPr>
+        <w:t>上位机代码按功能划分为：TcpServer（网络层）、MainWindow（主界面）、SettingsDialog（参数配置对话框）、HistoryDialog（历史数据查询对话框）四个模块，各模块通过信号槽松耦合连接，符合Qt的MVC设计理念。</w:t>
+      </w:r>
+    </w:p>
+    <w:p>
+      <w:pPr>
+        <w:jc w:val="center"/>
+      </w:pPr>
+      <w:r>
+        <w:drawing>
+          <wp:inline xmlns:a="http://schemas.openxmlformats.org/drawingml/2006/main" xmlns:pic="http://schemas.openxmlformats.org/drawingml/2006/picture">
+            <wp:extent cx="5029200" cy="3507545"/>
+            <wp:docPr id="5" name="Picture 5"/>
+            <wp:cNvGraphicFramePr>
+              <a:graphicFrameLocks noChangeAspect="1"/>
+            </wp:cNvGraphicFramePr>
+            <a:graphic>
+              <a:graphicData uri="http://schemas.openxmlformats.org/drawingml/2006/picture">
+                <pic:pic>
+                  <pic:nvPicPr>
+                    <pic:cNvPr id="0" name="fig5_software_ui.png"/>
+                    <pic:cNvPicPr/>
+                  </pic:nvPicPr>
+                  <pic:blipFill>
+                    <a:blip r:embed="rId13"/>
+                    <a:stretch>
+                      <a:fillRect/>
+                    </a:stretch>
+                  </pic:blipFill>
+                  <pic:spPr>
+                    <a:xfrm>
+                      <a:off x="0" y="0"/>
+                      <a:ext cx="5029200" cy="3507545"/>
+                    </a:xfrm>
+                    <a:prstGeom prst="rect"/>
+                  </pic:spPr>
+                </pic:pic>
+              </a:graphicData>
+            </a:graphic>
+          </wp:inline>
+        </w:drawing>
+      </w:r>
+    </w:p>
+    <w:p>
+      <w:pPr>
+        <w:jc w:val="center"/>
+      </w:pPr>
+      <w:r>
+        <w:rPr>
+          <w:rFonts w:ascii="宋体" w:hAnsi="宋体" w:eastAsia="宋体"/>
+          <w:b w:val="0"/>
+          <w:color w:val="555555"/>
+          <w:sz w:val="20"/>
+        </w:rPr>
+        <w:t>图5  Qt上位机监控界面运行效果</w:t>
+      </w:r>
+    </w:p>
+    <w:p/>
+    <w:p>
+      <w:pPr>
+        <w:pStyle w:val="Heading2"/>
+        <w:jc w:val="left"/>
+      </w:pPr>
+      <w:r>
+        <w:rPr>
+          <w:rFonts w:ascii="黑体" w:hAnsi="黑体" w:eastAsia="黑体"/>
+          <w:color w:val="000000"/>
+          <w:sz w:val="28"/>
+        </w:rPr>
+        <w:t>2.5  交叉编译原理与PlatformIO工具链</w:t>
+      </w:r>
+    </w:p>
+    <w:p>
+      <w:pPr>
+        <w:spacing w:after="120"/>
+        <w:ind w:firstLine="480"/>
+      </w:pPr>
+      <w:r>
+        <w:rPr>
+          <w:rFonts w:ascii="宋体" w:hAnsi="宋体" w:eastAsia="宋体"/>
+          <w:b w:val="0"/>
+          <w:sz w:val="24"/>
+        </w:rPr>
+        <w:t>交叉编译是指在一种处理器架构（宿主机）上编译出在另一种架构（目标机）上运行的可执行文件。本系统开发机为x86-64架构的Windows PC，目标硬件为Xtensa LX7架构的ESP32-S3，因此必须使用交叉编译工具链。</w:t>
+      </w:r>
+    </w:p>
+    <w:p>
+      <w:pPr>
+        <w:spacing w:after="120"/>
+        <w:ind w:firstLine="480"/>
+      </w:pPr>
+      <w:r>
+        <w:rPr>
+          <w:rFonts w:ascii="宋体" w:hAnsi="宋体" w:eastAsia="宋体"/>
+          <w:b w:val="0"/>
+          <w:sz w:val="24"/>
+        </w:rPr>
+        <w:t>PlatformIO是面向嵌入式开发的IDE插件与命令行工具，自动管理交叉编译工具链、库依赖和烧录流程。其工作原理如下：</w:t>
+      </w:r>
+    </w:p>
+    <w:p>
+      <w:pPr>
+        <w:pStyle w:val="ListBullet"/>
+        <w:spacing w:after="80"/>
+      </w:pPr>
+      <w:r>
+        <w:rPr>
+          <w:rFonts w:ascii="宋体" w:hAnsi="宋体" w:eastAsia="宋体"/>
+          <w:b w:val="0"/>
+          <w:sz w:val="24"/>
+        </w:rPr>
+        <w:t>工具链下载：自动下载xtensa-esp32s3-elf-gcc交叉编译器（GCC for Xtensa LX7架构）。</w:t>
+      </w:r>
+    </w:p>
+    <w:p>
+      <w:pPr>
+        <w:pStyle w:val="ListBullet"/>
+        <w:spacing w:after="80"/>
+      </w:pPr>
+      <w:r>
+        <w:rPr>
+          <w:rFonts w:ascii="宋体" w:hAnsi="宋体" w:eastAsia="宋体"/>
+          <w:b w:val="0"/>
+          <w:sz w:val="24"/>
+        </w:rPr>
+        <w:t>依赖管理：从PlatformIO Registry自动下载并缓存第三方库（DHT、BMP280、ArduinoBLE等）。</w:t>
+      </w:r>
+    </w:p>
+    <w:p>
+      <w:pPr>
+        <w:pStyle w:val="ListBullet"/>
+        <w:spacing w:after="80"/>
+      </w:pPr>
+      <w:r>
+        <w:rPr>
+          <w:rFonts w:ascii="宋体" w:hAnsi="宋体" w:eastAsia="宋体"/>
+          <w:b w:val="0"/>
+          <w:sz w:val="24"/>
+        </w:rPr>
+        <w:t>编译过程：调用xtensa-esp32s3-elf-gcc将C/C++源码编译为Xtensa机器码，链接ESP-IDF运行库，生成.bin固件文件。</w:t>
+      </w:r>
+    </w:p>
+    <w:p>
+      <w:pPr>
+        <w:pStyle w:val="ListBullet"/>
+        <w:spacing w:after="80"/>
+      </w:pPr>
+      <w:r>
+        <w:rPr>
+          <w:rFonts w:ascii="宋体" w:hAnsi="宋体" w:eastAsia="宋体"/>
+          <w:b w:val="0"/>
+          <w:sz w:val="24"/>
+        </w:rPr>
+        <w:t>烧录：通过esptool.py将固件通过CH340串口（COM7）烧写至ESP32-S3的Flash。</w:t>
+      </w:r>
+    </w:p>
+    <w:p>
+      <w:pPr>
+        <w:spacing w:after="120"/>
+        <w:ind w:firstLine="480"/>
+      </w:pPr>
+      <w:r>
+        <w:rPr>
+          <w:rFonts w:ascii="宋体" w:hAnsi="宋体" w:eastAsia="宋体"/>
+          <w:b w:val="0"/>
+          <w:sz w:val="24"/>
+        </w:rPr>
+        <w:t>platformio.ini关键配置：</w:t>
+      </w:r>
+    </w:p>
+    <w:p>
+      <w:pPr>
+        <w:spacing w:after="80"/>
+        <w:ind w:left="567"/>
+      </w:pPr>
+      <w:r>
+        <w:rPr>
+          <w:rFonts w:ascii="Courier New" w:hAnsi="Courier New" w:eastAsia="Courier New"/>
+          <w:b w:val="0"/>
+          <w:sz w:val="20"/>
+        </w:rPr>
+        <w:t>[env:esp32s3n16r8]</w:t>
+      </w:r>
+    </w:p>
+    <w:p>
+      <w:pPr>
+        <w:spacing w:after="80"/>
+        <w:ind w:left="567"/>
+      </w:pPr>
+      <w:r>
+        <w:rPr>
+          <w:rFonts w:ascii="Courier New" w:hAnsi="Courier New" w:eastAsia="Courier New"/>
+          <w:b w:val="0"/>
+          <w:sz w:val="20"/>
+        </w:rPr>
+        <w:t>platform = espressif32</w:t>
+      </w:r>
+    </w:p>
+    <w:p>
+      <w:pPr>
+        <w:spacing w:after="80"/>
+        <w:ind w:left="567"/>
+      </w:pPr>
+      <w:r>
+        <w:rPr>
+          <w:rFonts w:ascii="Courier New" w:hAnsi="Courier New" w:eastAsia="Courier New"/>
+          <w:b w:val="0"/>
+          <w:sz w:val="20"/>
+        </w:rPr>
+        <w:t>board = esp32-s3-devkitc-1</w:t>
+      </w:r>
+    </w:p>
+    <w:p>
+      <w:pPr>
+        <w:spacing w:after="80"/>
+        <w:ind w:left="567"/>
+      </w:pPr>
+      <w:r>
+        <w:rPr>
+          <w:rFonts w:ascii="Courier New" w:hAnsi="Courier New" w:eastAsia="Courier New"/>
+          <w:b w:val="0"/>
+          <w:sz w:val="20"/>
+        </w:rPr>
+        <w:t>framework = arduino</w:t>
+      </w:r>
+    </w:p>
+    <w:p>
+      <w:pPr>
+        <w:spacing w:after="80"/>
+        <w:ind w:left="567"/>
+      </w:pPr>
+      <w:r>
+        <w:rPr>
+          <w:rFonts w:ascii="Courier New" w:hAnsi="Courier New" w:eastAsia="Courier New"/>
+          <w:b w:val="0"/>
+          <w:sz w:val="20"/>
+        </w:rPr>
+        <w:t>upload_port = COM7   ; CH340硬件串口</w:t>
+      </w:r>
+    </w:p>
+    <w:p>
+      <w:pPr>
+        <w:spacing w:after="80"/>
+        <w:ind w:left="567"/>
+      </w:pPr>
+      <w:r>
+        <w:rPr>
+          <w:rFonts w:ascii="Courier New" w:hAnsi="Courier New" w:eastAsia="Courier New"/>
+          <w:b w:val="0"/>
+          <w:sz w:val="20"/>
+        </w:rPr>
+        <w:t>board_build.flash_size = 16MB</w:t>
+      </w:r>
+    </w:p>
+    <w:p>
+      <w:pPr>
+        <w:spacing w:after="120"/>
+        <w:ind w:firstLine="480"/>
+      </w:pPr>
+      <w:r>
+        <w:rPr>
+          <w:rFonts w:ascii="宋体" w:hAnsi="宋体" w:eastAsia="宋体"/>
+          <w:b w:val="0"/>
+          <w:sz w:val="24"/>
+        </w:rPr>
+        <w:t>交叉编译的核心价值在于：开发者无需在目标硬件上安装开发环境，可在性能强大的PC上完成编译，极大提高开发效率。</w:t>
+      </w:r>
+    </w:p>
+    <w:p>
+      <w:r>
+        <w:br w:type="page"/>
+      </w:r>
+    </w:p>
+    <w:p>
+      <w:pPr>
+        <w:pStyle w:val="Heading1"/>
+        <w:jc w:val="left"/>
+      </w:pPr>
+      <w:r>
+        <w:rPr>
+          <w:rFonts w:ascii="黑体" w:hAnsi="黑体" w:eastAsia="黑体"/>
+          <w:color w:val="000000"/>
+          <w:sz w:val="32"/>
+        </w:rPr>
+        <w:t>第三章  系统总体设计</w:t>
+      </w:r>
+    </w:p>
+    <w:p>
+      <w:pPr>
+        <w:pStyle w:val="Heading2"/>
+        <w:jc w:val="left"/>
+      </w:pPr>
+      <w:r>
+        <w:rPr>
+          <w:rFonts w:ascii="黑体" w:hAnsi="黑体" w:eastAsia="黑体"/>
+          <w:color w:val="000000"/>
+          <w:sz w:val="28"/>
+        </w:rPr>
+        <w:t>3.1  系统整体架构</w:t>
+      </w:r>
+    </w:p>
+    <w:p>
+      <w:pPr>
+        <w:spacing w:after="120"/>
+        <w:ind w:firstLine="480"/>
+      </w:pPr>
+      <w:r>
+        <w:rPr>
+          <w:rFonts w:ascii="宋体" w:hAnsi="宋体" w:eastAsia="宋体"/>
+          <w:b w:val="0"/>
+          <w:sz w:val="24"/>
+        </w:rPr>
+        <w:t>系统分为设备端与上位机端两层架构：</w:t>
+      </w:r>
+    </w:p>
+    <w:p>
+      <w:pPr>
+        <w:pStyle w:val="ListBullet"/>
+        <w:spacing w:after="80"/>
+      </w:pPr>
+      <w:r>
+        <w:rPr>
+          <w:rFonts w:ascii="宋体" w:hAnsi="宋体" w:eastAsia="宋体"/>
+          <w:b w:val="0"/>
+          <w:sz w:val="24"/>
+        </w:rPr>
+        <w:t>设备端：ESP32-S3-WROOM-1U开发板，连接DHT11（GPIO4）、BMP280 I2C气压传感器（GPIO21/22）和光敏电阻（GPIO2/ADC1），通过WiFi TCP和BLE双无线通道发送采集数据。</w:t>
+      </w:r>
+    </w:p>
+    <w:p>
+      <w:pPr>
+        <w:pStyle w:val="ListBullet"/>
+        <w:spacing w:after="80"/>
+      </w:pPr>
+      <w:r>
+        <w:rPr>
+          <w:rFonts w:ascii="宋体" w:hAnsi="宋体" w:eastAsia="宋体"/>
+          <w:b w:val="0"/>
+          <w:sz w:val="24"/>
+        </w:rPr>
+        <w:t>上位机端：运行于PC的Qt 6 C++程序，作为TCP服务端接收WiFi数据，通过QChart实时展示四路环境曲线，支持参数配置、历史查询、报警提示与CSV数据存储。</w:t>
+      </w:r>
+    </w:p>
+    <w:p>
+      <w:pPr>
+        <w:spacing w:after="120"/>
+        <w:ind w:firstLine="480"/>
+      </w:pPr>
+      <w:r>
+        <w:rPr>
+          <w:rFonts w:ascii="宋体" w:hAnsi="宋体" w:eastAsia="宋体"/>
+          <w:b w:val="0"/>
+          <w:sz w:val="24"/>
+        </w:rPr>
+        <w:t>两端通过局域网WiFi连接，JSON格式传输，2秒/包；BLE通道同步广播，供移动设备接收。</w:t>
+      </w:r>
+    </w:p>
+    <w:p>
+      <w:pPr>
+        <w:jc w:val="center"/>
+      </w:pPr>
+      <w:r>
+        <w:drawing>
+          <wp:inline xmlns:a="http://schemas.openxmlformats.org/drawingml/2006/main" xmlns:pic="http://schemas.openxmlformats.org/drawingml/2006/picture">
+            <wp:extent cx="5029200" cy="1977813"/>
+            <wp:docPr id="6" name="Picture 6"/>
+            <wp:cNvGraphicFramePr>
+              <a:graphicFrameLocks noChangeAspect="1"/>
+            </wp:cNvGraphicFramePr>
+            <a:graphic>
+              <a:graphicData uri="http://schemas.openxmlformats.org/drawingml/2006/picture">
+                <pic:pic>
+                  <pic:nvPicPr>
+                    <pic:cNvPr id="0" name="fig1_architecture.png"/>
+                    <pic:cNvPicPr/>
+                  </pic:nvPicPr>
+                  <pic:blipFill>
+                    <a:blip r:embed="rId9"/>
+                    <a:stretch>
+                      <a:fillRect/>
+                    </a:stretch>
+                  </pic:blipFill>
+                  <pic:spPr>
+                    <a:xfrm>
+                      <a:off x="0" y="0"/>
+                      <a:ext cx="5029200" cy="1977813"/>
+                    </a:xfrm>
+                    <a:prstGeom prst="rect"/>
+                  </pic:spPr>
+                </pic:pic>
+              </a:graphicData>
+            </a:graphic>
+          </wp:inline>
+        </w:drawing>
+      </w:r>
+    </w:p>
+    <w:p>
+      <w:pPr>
+        <w:jc w:val="center"/>
+      </w:pPr>
+      <w:r>
+        <w:rPr>
+          <w:rFonts w:ascii="宋体" w:hAnsi="宋体" w:eastAsia="宋体"/>
+          <w:b w:val="0"/>
+          <w:color w:val="555555"/>
+          <w:sz w:val="20"/>
+        </w:rPr>
+        <w:t>图1  系统整体架构框图</w:t>
+      </w:r>
+    </w:p>
+    <w:p/>
+    <w:p>
+      <w:pPr>
+        <w:pStyle w:val="Heading2"/>
+        <w:jc w:val="left"/>
+      </w:pPr>
+      <w:r>
+        <w:rPr>
+          <w:rFonts w:ascii="黑体" w:hAnsi="黑体" w:eastAsia="黑体"/>
+          <w:color w:val="000000"/>
+          <w:sz w:val="28"/>
+        </w:rPr>
+        <w:t>3.2  硬件组成说明</w:t>
+      </w:r>
+    </w:p>
+    <w:p>
+      <w:pPr>
+        <w:spacing w:after="120"/>
+        <w:ind w:firstLine="480"/>
+      </w:pPr>
+      <w:r>
+        <w:rPr>
+          <w:rFonts w:ascii="宋体" w:hAnsi="宋体" w:eastAsia="宋体"/>
+          <w:b w:val="0"/>
+          <w:sz w:val="24"/>
+        </w:rPr>
+        <w:t>系统硬件组成如下：</w:t>
+      </w:r>
+    </w:p>
+    <w:p>
+      <w:pPr>
+        <w:pStyle w:val="ListBullet"/>
+        <w:spacing w:after="80"/>
+      </w:pPr>
+      <w:r>
+        <w:rPr>
+          <w:rFonts w:ascii="宋体" w:hAnsi="宋体" w:eastAsia="宋体"/>
+          <w:b w:val="0"/>
+          <w:sz w:val="24"/>
+        </w:rPr>
+        <w:t>主控：ESP32-S3-WROOM-1U N16R8，Xtensa LX7双核240MHz，16MB Flash，8MB OPI PSRAM，集成WiFi/BLE。</w:t>
+      </w:r>
+    </w:p>
+    <w:p>
+      <w:pPr>
+        <w:pStyle w:val="ListBullet"/>
+        <w:spacing w:after="80"/>
+      </w:pPr>
+      <w:r>
+        <w:rPr>
+          <w:rFonts w:ascii="宋体" w:hAnsi="宋体" w:eastAsia="宋体"/>
+          <w:b w:val="0"/>
+          <w:sz w:val="24"/>
+        </w:rPr>
+        <w:t>温湿度传感器：DHT11，单总线接口，GPIO4，测温0~50°C（±2°C），测湿20~90%RH（±5%RH）。</w:t>
+      </w:r>
+    </w:p>
+    <w:p>
+      <w:pPr>
+        <w:pStyle w:val="ListBullet"/>
+        <w:spacing w:after="80"/>
+      </w:pPr>
+      <w:r>
+        <w:rPr>
+          <w:rFonts w:ascii="宋体" w:hAnsi="宋体" w:eastAsia="宋体"/>
+          <w:b w:val="0"/>
+          <w:sz w:val="24"/>
+        </w:rPr>
+        <w:t>气压传感器：BMP280，I2C接口（GPIO21=SDA，GPIO22=SCL，地址0x76），量程300~1100hPa，分辨率0.16Pa。</w:t>
+      </w:r>
+    </w:p>
+    <w:p>
+      <w:pPr>
+        <w:pStyle w:val="ListBullet"/>
+        <w:spacing w:after="80"/>
+      </w:pPr>
+      <w:r>
+        <w:rPr>
+          <w:rFonts w:ascii="宋体" w:hAnsi="宋体" w:eastAsia="宋体"/>
+          <w:b w:val="0"/>
+          <w:sz w:val="24"/>
+        </w:rPr>
+        <w:t>光照传感器：光敏电阻模块，AO接GPIO2（ADC1_CH1），0~100%光照百分比输出。</w:t>
+      </w:r>
+    </w:p>
+    <w:p>
+      <w:pPr>
+        <w:pStyle w:val="ListBullet"/>
+        <w:spacing w:after="80"/>
+      </w:pPr>
+      <w:r>
+        <w:rPr>
+          <w:rFonts w:ascii="宋体" w:hAnsi="宋体" w:eastAsia="宋体"/>
+          <w:b w:val="0"/>
+          <w:sz w:val="24"/>
+        </w:rPr>
+        <w:t>上位机：Windows 10/11 PC，通过局域网WiFi与ESP32-S3通信，运行Qt 6.5.3程序。</w:t>
+      </w:r>
+    </w:p>
+    <w:p>
+      <w:pPr>
+        <w:jc w:val="center"/>
+      </w:pPr>
+      <w:r>
+        <w:drawing>
+          <wp:inline xmlns:a="http://schemas.openxmlformats.org/drawingml/2006/main" xmlns:pic="http://schemas.openxmlformats.org/drawingml/2006/picture">
+            <wp:extent cx="3657600" cy="2438400"/>
+            <wp:docPr id="7" name="Picture 7"/>
+            <wp:cNvGraphicFramePr>
+              <a:graphicFrameLocks noChangeAspect="1"/>
+            </wp:cNvGraphicFramePr>
+            <a:graphic>
+              <a:graphicData uri="http://schemas.openxmlformats.org/drawingml/2006/picture">
+                <pic:pic>
+                  <pic:nvPicPr>
+                    <pic:cNvPr id="0" name="hw_esp32.jpg"/>
+                    <pic:cNvPicPr/>
+                  </pic:nvPicPr>
+                  <pic:blipFill>
+                    <a:blip r:embed="rId14"/>
+                    <a:stretch>
+                      <a:fillRect/>
+                    </a:stretch>
+                  </pic:blipFill>
+                  <pic:spPr>
+                    <a:xfrm>
+                      <a:off x="0" y="0"/>
+                      <a:ext cx="3657600" cy="2438400"/>
+                    </a:xfrm>
+                    <a:prstGeom prst="rect"/>
+                  </pic:spPr>
+                </pic:pic>
+              </a:graphicData>
+            </a:graphic>
+          </wp:inline>
+        </w:drawing>
+      </w:r>
+    </w:p>
+    <w:p>
+      <w:pPr>
+        <w:jc w:val="center"/>
+      </w:pPr>
+      <w:r>
+        <w:rPr>
+          <w:rFonts w:ascii="宋体" w:hAnsi="宋体" w:eastAsia="宋体"/>
+          <w:b w:val="0"/>
+          <w:color w:val="555555"/>
+          <w:sz w:val="20"/>
+        </w:rPr>
+        <w:t>图6  ESP32-S3-WROOM-1U N16R8开发板</w:t>
+      </w:r>
+    </w:p>
+    <w:p/>
+    <w:p>
+      <w:pPr>
+        <w:jc w:val="center"/>
+      </w:pPr>
+      <w:r>
+        <w:drawing>
+          <wp:inline xmlns:a="http://schemas.openxmlformats.org/drawingml/2006/main" xmlns:pic="http://schemas.openxmlformats.org/drawingml/2006/picture">
+            <wp:extent cx="2743200" cy="3133344"/>
+            <wp:docPr id="8" name="Picture 8"/>
+            <wp:cNvGraphicFramePr>
+              <a:graphicFrameLocks noChangeAspect="1"/>
+            </wp:cNvGraphicFramePr>
+            <a:graphic>
+              <a:graphicData uri="http://schemas.openxmlformats.org/drawingml/2006/picture">
+                <pic:pic>
+                  <pic:nvPicPr>
+                    <pic:cNvPr id="0" name="hw_dht11.jpg"/>
+                    <pic:cNvPicPr/>
+                  </pic:nvPicPr>
+                  <pic:blipFill>
+                    <a:blip r:embed="rId11"/>
+                    <a:stretch>
+                      <a:fillRect/>
+                    </a:stretch>
+                  </pic:blipFill>
+                  <pic:spPr>
+                    <a:xfrm>
+                      <a:off x="0" y="0"/>
+                      <a:ext cx="2743200" cy="3133344"/>
+                    </a:xfrm>
+                    <a:prstGeom prst="rect"/>
+                  </pic:spPr>
+                </pic:pic>
+              </a:graphicData>
+            </a:graphic>
+          </wp:inline>
+        </w:drawing>
+      </w:r>
+    </w:p>
+    <w:p>
+      <w:pPr>
+        <w:jc w:val="center"/>
+      </w:pPr>
+      <w:r>
+        <w:rPr>
+          <w:rFonts w:ascii="宋体" w:hAnsi="宋体" w:eastAsia="宋体"/>
+          <w:b w:val="0"/>
+          <w:color w:val="555555"/>
+          <w:sz w:val="20"/>
+        </w:rPr>
+        <w:t>图7  DHT11温湿度传感器</w:t>
+      </w:r>
+    </w:p>
+    <w:p/>
+    <w:p>
+      <w:pPr>
+        <w:jc w:val="center"/>
+      </w:pPr>
+      <w:r>
+        <w:drawing>
+          <wp:inline xmlns:a="http://schemas.openxmlformats.org/drawingml/2006/main" xmlns:pic="http://schemas.openxmlformats.org/drawingml/2006/picture">
+            <wp:extent cx="3200400" cy="2400300"/>
+            <wp:docPr id="9" name="Picture 9"/>
+            <wp:cNvGraphicFramePr>
+              <a:graphicFrameLocks noChangeAspect="1"/>
+            </wp:cNvGraphicFramePr>
+            <a:graphic>
+              <a:graphicData uri="http://schemas.openxmlformats.org/drawingml/2006/picture">
+                <pic:pic>
+                  <pic:nvPicPr>
+                    <pic:cNvPr id="0" name="hw_ldr.jpg"/>
+                    <pic:cNvPicPr/>
+                  </pic:nvPicPr>
+                  <pic:blipFill>
+                    <a:blip r:embed="rId12"/>
+                    <a:stretch>
+                      <a:fillRect/>
+                    </a:stretch>
+                  </pic:blipFill>
+                  <pic:spPr>
+                    <a:xfrm>
+                      <a:off x="0" y="0"/>
+                      <a:ext cx="3200400" cy="2400300"/>
+                    </a:xfrm>
+                    <a:prstGeom prst="rect"/>
+                  </pic:spPr>
+                </pic:pic>
+              </a:graphicData>
+            </a:graphic>
+          </wp:inline>
+        </w:drawing>
+      </w:r>
+    </w:p>
+    <w:p>
+      <w:pPr>
+        <w:jc w:val="center"/>
+      </w:pPr>
+      <w:r>
+        <w:rPr>
+          <w:rFonts w:ascii="宋体" w:hAnsi="宋体" w:eastAsia="宋体"/>
+          <w:b w:val="0"/>
+          <w:color w:val="555555"/>
+          <w:sz w:val="20"/>
+        </w:rPr>
         <w:t>图8  光敏电阻（LDR）传感器模块</w:t>
       </w:r>
     </w:p>
@@ -984,7 +1842,7 @@
           <w:b w:val="0"/>
           <w:sz w:val="24"/>
         </w:rPr>
-        <w:t>传感器采集模块：负责DHT11单总线读取和ADC光照采样，输出标准化数值。</w:t>
+        <w:t>传感器采集模块：DHT11单总线驱动、BMP280 I2C读取、光敏ADC采样，输出标准化数值。</w:t>
       </w:r>
     </w:p>
     <w:p>
@@ -998,7 +1856,7 @@
           <w:b w:val="0"/>
           <w:sz w:val="24"/>
         </w:rPr>
-        <w:t>WiFi无线传输模块：管理WiFi连接、TCP客户端连接与断线重连，发送JSON数据包。</w:t>
+        <w:t>WiFi无线传输模块：STA连接、TCP客户端、JSON封包发送、序列号管理、断线重连。</w:t>
       </w:r>
     </w:p>
     <w:p>
@@ -1012,7 +1870,7 @@
           <w:b w:val="0"/>
           <w:sz w:val="24"/>
         </w:rPr>
-        <w:t>上位机TCP服务模块：监听8888端口，多线程接收数据，解析JSON。</w:t>
+        <w:t>BLE无线广播模块：GATT服务创建、特征值更新、NOTIFY推送、断连重广播。</w:t>
       </w:r>
     </w:p>
     <w:p>
@@ -1026,7 +1884,7 @@
           <w:b w:val="0"/>
           <w:sz w:val="24"/>
         </w:rPr>
-        <w:t>数据可视化模块：实时更新温湿度光照数值标签和折线图。</w:t>
+        <w:t>Qt TCP服务模块：QTcpServer监听8888端口，接收JSON，解析四路数据，丢包统计。</w:t>
       </w:r>
     </w:p>
     <w:p>
@@ -1040,7 +1898,7 @@
           <w:b w:val="0"/>
           <w:sz w:val="24"/>
         </w:rPr>
-        <w:t>报警模块：对比阈值（温度&gt;35°C、湿度&gt;80%、光照&lt;20%），触发界面报警提示。</w:t>
+        <w:t>Qt数据可视化模块：QLineSeries+QChartView四路实时折线图，30点滑动窗口。</w:t>
       </w:r>
     </w:p>
     <w:p>
@@ -1054,7 +1912,7 @@
           <w:b w:val="0"/>
           <w:sz w:val="24"/>
         </w:rPr>
-        <w:t>数据存储模块：将每条数据追加写入CSV文件，支持历史回溯。</w:t>
+        <w:t>Qt报警模块：对比可配置阈值，触发界面红色报警文字。</w:t>
       </w:r>
     </w:p>
     <w:p>
@@ -1068,7 +1926,35 @@
           <w:b w:val="0"/>
           <w:sz w:val="24"/>
         </w:rPr>
-        <w:t>指令控制模块：上位机发送START/STOP指令，控制设备端采集启停。</w:t>
+        <w:t>Qt参数配置模块：SettingsDialog对话框，支持端口、阈值动态修改。</w:t>
+      </w:r>
+    </w:p>
+    <w:p>
+      <w:pPr>
+        <w:pStyle w:val="ListBullet"/>
+        <w:spacing w:after="80"/>
+      </w:pPr>
+      <w:r>
+        <w:rPr>
+          <w:rFonts w:ascii="宋体" w:hAnsi="宋体" w:eastAsia="宋体"/>
+          <w:b w:val="0"/>
+          <w:sz w:val="24"/>
+        </w:rPr>
+        <w:t>Qt历史查询模块：HistoryDialog读取CSV，按时间范围过滤，表格+历史趋势图展示。</w:t>
+      </w:r>
+    </w:p>
+    <w:p>
+      <w:pPr>
+        <w:pStyle w:val="ListBullet"/>
+        <w:spacing w:after="80"/>
+      </w:pPr>
+      <w:r>
+        <w:rPr>
+          <w:rFonts w:ascii="宋体" w:hAnsi="宋体" w:eastAsia="宋体"/>
+          <w:b w:val="0"/>
+          <w:sz w:val="24"/>
+        </w:rPr>
+        <w:t>数据存储模块：CSV追加写入，字段：时间、温度、湿度、光照、气压。</w:t>
       </w:r>
     </w:p>
     <w:p>
@@ -1115,7 +2001,7 @@
           <w:b w:val="0"/>
           <w:sz w:val="24"/>
         </w:rPr>
-        <w:t>设备端使用Arduino框架（C++），调用Adafruit DHT库读取DHT11数据，调用analogRead()读取光敏电阻ADC值。核心代码如下：</w:t>
+        <w:t>设备端采用Arduino框架（C++），调用Adafruit DHT库读取DHT11，通过Wire库与Adafruit BMP280库读取气压，analogRead()采集光照。核心代码如下：</w:t>
       </w:r>
     </w:p>
     <w:p>
@@ -1129,7 +2015,7 @@
           <w:b w:val="0"/>
           <w:sz w:val="20"/>
         </w:rPr>
-        <w:t>float temp  = dht.readTemperature();</w:t>
+        <w:t>// DHT11 温湿度（单总线）</w:t>
       </w:r>
     </w:p>
     <w:p>
@@ -1143,7 +2029,7 @@
           <w:b w:val="0"/>
           <w:sz w:val="20"/>
         </w:rPr>
-        <w:t>float humi  = dht.readHumidity();</w:t>
+        <w:t>float temp = dht.readTemperature();</w:t>
       </w:r>
     </w:p>
     <w:p>
@@ -1157,7 +2043,7 @@
           <w:b w:val="0"/>
           <w:sz w:val="20"/>
         </w:rPr>
-        <w:t>int   raw   = analogRead(LIGHT_PIN);           // 0~4095</w:t>
+        <w:t>float humi = dht.readHumidity();</w:t>
       </w:r>
     </w:p>
     <w:p>
@@ -1171,7 +2057,91 @@
           <w:b w:val="0"/>
           <w:sz w:val="20"/>
         </w:rPr>
-        <w:t>int   light = constrain((4095-raw)*100/4095, 0, 100);  // 转百分比</w:t>
+        <w:t>// BMP280 气压（I2C，Wire接GPIO21/22）</w:t>
+      </w:r>
+    </w:p>
+    <w:p>
+      <w:pPr>
+        <w:spacing w:after="80"/>
+        <w:ind w:left="567"/>
+      </w:pPr>
+      <w:r>
+        <w:rPr>
+          <w:rFonts w:ascii="Courier New" w:hAnsi="Courier New" w:eastAsia="Courier New"/>
+          <w:b w:val="0"/>
+          <w:sz w:val="20"/>
+        </w:rPr>
+        <w:t>Wire.begin(21, 22);  // SDA=21, SCL=22</w:t>
+      </w:r>
+    </w:p>
+    <w:p>
+      <w:pPr>
+        <w:spacing w:after="80"/>
+        <w:ind w:left="567"/>
+      </w:pPr>
+      <w:r>
+        <w:rPr>
+          <w:rFonts w:ascii="Courier New" w:hAnsi="Courier New" w:eastAsia="Courier New"/>
+          <w:b w:val="0"/>
+          <w:sz w:val="20"/>
+        </w:rPr>
+        <w:t>bmp.begin(0x76);     // I2C地址0x76</w:t>
+      </w:r>
+    </w:p>
+    <w:p>
+      <w:pPr>
+        <w:spacing w:after="80"/>
+        <w:ind w:left="567"/>
+      </w:pPr>
+      <w:r>
+        <w:rPr>
+          <w:rFonts w:ascii="Courier New" w:hAnsi="Courier New" w:eastAsia="Courier New"/>
+          <w:b w:val="0"/>
+          <w:sz w:val="20"/>
+        </w:rPr>
+        <w:t>float pres = bmp.readPressure() / 100.0f;  // Pa→hPa</w:t>
+      </w:r>
+    </w:p>
+    <w:p>
+      <w:pPr>
+        <w:spacing w:after="80"/>
+        <w:ind w:left="567"/>
+      </w:pPr>
+      <w:r>
+        <w:rPr>
+          <w:rFonts w:ascii="Courier New" w:hAnsi="Courier New" w:eastAsia="Courier New"/>
+          <w:b w:val="0"/>
+          <w:sz w:val="20"/>
+        </w:rPr>
+        <w:t>// 光敏电阻（ADC1_CH1，不受WiFi干扰）</w:t>
+      </w:r>
+    </w:p>
+    <w:p>
+      <w:pPr>
+        <w:spacing w:after="80"/>
+        <w:ind w:left="567"/>
+      </w:pPr>
+      <w:r>
+        <w:rPr>
+          <w:rFonts w:ascii="Courier New" w:hAnsi="Courier New" w:eastAsia="Courier New"/>
+          <w:b w:val="0"/>
+          <w:sz w:val="20"/>
+        </w:rPr>
+        <w:t>int raw   = analogRead(2);</w:t>
+      </w:r>
+    </w:p>
+    <w:p>
+      <w:pPr>
+        <w:spacing w:after="80"/>
+        <w:ind w:left="567"/>
+      </w:pPr>
+      <w:r>
+        <w:rPr>
+          <w:rFonts w:ascii="Courier New" w:hAnsi="Courier New" w:eastAsia="Courier New"/>
+          <w:b w:val="0"/>
+          <w:sz w:val="20"/>
+        </w:rPr>
+        <w:t>int light = constrain((4095-raw)*100/4095, 0, 100);</w:t>
       </w:r>
     </w:p>
     <w:p>
@@ -1185,7 +2155,7 @@
           <w:b w:val="0"/>
           <w:sz w:val="24"/>
         </w:rPr>
-        <w:t>若DHT11返回NaN则跳过本次发送，避免无效数据上报。光照值通过线性映射转换：亮度越高，ADC值越低，光照百分比越高。</w:t>
+        <w:t>若BMP280未检测到（硬件未接），系统自动切换为模拟气压值（1013.25hPa附近随机漂移），保证系统在无硬件时仍可运行演示。若DHT11返回NaN则跳过本次发送，避免无效数据上报。</w:t>
       </w:r>
     </w:p>
     <w:p>
@@ -1196,7 +2166,7 @@
         <w:drawing>
           <wp:inline xmlns:a="http://schemas.openxmlformats.org/drawingml/2006/main" xmlns:pic="http://schemas.openxmlformats.org/drawingml/2006/picture">
             <wp:extent cx="5029200" cy="2482579"/>
-            <wp:docPr id="5" name="Picture 5"/>
+            <wp:docPr id="10" name="Picture 10"/>
             <wp:cNvGraphicFramePr>
               <a:graphicFrameLocks noChangeAspect="1"/>
             </wp:cNvGraphicFramePr>
@@ -1208,7 +2178,7 @@
                     <pic:cNvPicPr/>
                   </pic:nvPicPr>
                   <pic:blipFill>
-                    <a:blip r:embed="rId13"/>
+                    <a:blip r:embed="rId10"/>
                     <a:stretch>
                       <a:fillRect/>
                     </a:stretch>
@@ -1253,7 +2223,7 @@
           <w:color w:val="000000"/>
           <w:sz w:val="28"/>
         </w:rPr>
-        <w:t>4.2  WiFi无线传输模块</w:t>
+        <w:t>4.2  无线传输模块设计</w:t>
       </w:r>
     </w:p>
     <w:p>
@@ -1267,7 +2237,21 @@
           <w:b w:val="0"/>
           <w:sz w:val="24"/>
         </w:rPr>
-        <w:t>设备端通过Arduino的WiFi库连接路由器，再通过WiFiClient建立TCP连接。数据以JSON格式、换行符结尾发送，上位机便于逐行解析。断线检测通过client.connected()实现，失联后自动重连。</w:t>
+        <w:t>（1）WiFi TCP传输</w:t>
+      </w:r>
+    </w:p>
+    <w:p>
+      <w:pPr>
+        <w:spacing w:after="120"/>
+        <w:ind w:firstLine="480"/>
+      </w:pPr>
+      <w:r>
+        <w:rPr>
+          <w:rFonts w:ascii="宋体" w:hAnsi="宋体" w:eastAsia="宋体"/>
+          <w:b w:val="0"/>
+          <w:sz w:val="24"/>
+        </w:rPr>
+        <w:t>设备端通过WiFi.begin()连接路由器，WiFiClient建立TCP连接至上位机8888端口。每2秒封装JSON并发送，包含序列号seq用于丢包检测：</w:t>
       </w:r>
     </w:p>
     <w:p>
@@ -1281,7 +2265,35 @@
           <w:b w:val="0"/>
           <w:sz w:val="20"/>
         </w:rPr>
-        <w:t>snprintf(buf, sizeof(buf), "{\"temp\":%.1f,\"humi\":%.1f,\"light\":%d}\n", temp, humi, light);</w:t>
+        <w:t>snprintf(buf, sizeof(buf),</w:t>
+      </w:r>
+    </w:p>
+    <w:p>
+      <w:pPr>
+        <w:spacing w:after="80"/>
+        <w:ind w:left="567"/>
+      </w:pPr>
+      <w:r>
+        <w:rPr>
+          <w:rFonts w:ascii="Courier New" w:hAnsi="Courier New" w:eastAsia="Courier New"/>
+          <w:b w:val="0"/>
+          <w:sz w:val="20"/>
+        </w:rPr>
+        <w:t xml:space="preserve">  "{\"seq\":%lu,\"temp\":%.1f,\"humi\":%.1f,\"light\":%d,\"pres\":%.1f}\n",</w:t>
+      </w:r>
+    </w:p>
+    <w:p>
+      <w:pPr>
+        <w:spacing w:after="80"/>
+        <w:ind w:left="567"/>
+      </w:pPr>
+      <w:r>
+        <w:rPr>
+          <w:rFonts w:ascii="Courier New" w:hAnsi="Courier New" w:eastAsia="Courier New"/>
+          <w:b w:val="0"/>
+          <w:sz w:val="20"/>
+        </w:rPr>
+        <w:t xml:space="preserve">  seqNum, temp, humi, light, pres);</w:t>
       </w:r>
     </w:p>
     <w:p>
@@ -1300,6 +2312,76 @@
     </w:p>
     <w:p>
       <w:pPr>
+        <w:spacing w:after="120"/>
+        <w:ind w:firstLine="480"/>
+      </w:pPr>
+      <w:r>
+        <w:rPr>
+          <w:rFonts w:ascii="宋体" w:hAnsi="宋体" w:eastAsia="宋体"/>
+          <w:b w:val="0"/>
+          <w:sz w:val="24"/>
+        </w:rPr>
+        <w:t>（2）BLE蓝牙广播</w:t>
+      </w:r>
+    </w:p>
+    <w:p>
+      <w:pPr>
+        <w:spacing w:after="120"/>
+        <w:ind w:firstLine="480"/>
+      </w:pPr>
+      <w:r>
+        <w:rPr>
+          <w:rFonts w:ascii="宋体" w:hAnsi="宋体" w:eastAsia="宋体"/>
+          <w:b w:val="0"/>
+          <w:sz w:val="24"/>
+        </w:rPr>
+        <w:t>同时，将JSON数据写入BLE GATT特征值并发送NOTIFY通知：</w:t>
+      </w:r>
+    </w:p>
+    <w:p>
+      <w:pPr>
+        <w:spacing w:after="80"/>
+        <w:ind w:left="567"/>
+      </w:pPr>
+      <w:r>
+        <w:rPr>
+          <w:rFonts w:ascii="Courier New" w:hAnsi="Courier New" w:eastAsia="Courier New"/>
+          <w:b w:val="0"/>
+          <w:sz w:val="20"/>
+        </w:rPr>
+        <w:t>bleChar-&gt;setValue(std::string(buf, strlen(buf)-1));</w:t>
+      </w:r>
+    </w:p>
+    <w:p>
+      <w:pPr>
+        <w:spacing w:after="80"/>
+        <w:ind w:left="567"/>
+      </w:pPr>
+      <w:r>
+        <w:rPr>
+          <w:rFonts w:ascii="Courier New" w:hAnsi="Courier New" w:eastAsia="Courier New"/>
+          <w:b w:val="0"/>
+          <w:sz w:val="20"/>
+        </w:rPr>
+        <w:t>if (bleConnected) bleChar-&gt;notify();</w:t>
+      </w:r>
+    </w:p>
+    <w:p>
+      <w:pPr>
+        <w:spacing w:after="120"/>
+        <w:ind w:firstLine="480"/>
+      </w:pPr>
+      <w:r>
+        <w:rPr>
+          <w:rFonts w:ascii="宋体" w:hAnsi="宋体" w:eastAsia="宋体"/>
+          <w:b w:val="0"/>
+          <w:sz w:val="24"/>
+        </w:rPr>
+        <w:t>BLE断连后自动重新广播：BLEDevice::getAdvertising()-&gt;start()，保证设备始终可被发现。上位机Qt界面实时显示WiFi连接状态与BLE广播状态。</w:t>
+      </w:r>
+    </w:p>
+    <w:p>
+      <w:pPr>
         <w:pStyle w:val="Heading2"/>
         <w:jc w:val="left"/>
       </w:pPr>
@@ -1309,7 +2391,7 @@
           <w:color w:val="000000"/>
           <w:sz w:val="28"/>
         </w:rPr>
-        <w:t>4.3  上位机TCP服务模块</w:t>
+        <w:t>4.3  Qt界面设计</w:t>
       </w:r>
     </w:p>
     <w:p>
@@ -1323,9 +2405,175 @@
           <w:b w:val="0"/>
           <w:sz w:val="24"/>
         </w:rPr>
-        <w:t>上位机Python程序使用socket库创建TCP服务端，独立线程阻塞等待连接。收到数据后逐行分割，调用json.loads()解析，通过Tkinter的root.after()回调在主线程更新UI，保证线程安全。</w:t>
+        <w:t>Qt上位机基于Qt 6.5.3（C++/MinGW）开发，代码按功能划分为四个类：</w:t>
       </w:r>
     </w:p>
+    <w:p>
+      <w:pPr>
+        <w:pStyle w:val="ListBullet"/>
+        <w:spacing w:after="80"/>
+      </w:pPr>
+      <w:r>
+        <w:rPr>
+          <w:rFonts w:ascii="宋体" w:hAnsi="宋体" w:eastAsia="宋体"/>
+          <w:b w:val="0"/>
+          <w:sz w:val="24"/>
+        </w:rPr>
+        <w:t>TcpServer：封装QTcpServer，处理连接、数据接收、丢包统计，通过信号槽向MainWindow推送数据。</w:t>
+      </w:r>
+    </w:p>
+    <w:p>
+      <w:pPr>
+        <w:pStyle w:val="ListBullet"/>
+        <w:spacing w:after="80"/>
+      </w:pPr>
+      <w:r>
+        <w:rPr>
+          <w:rFonts w:ascii="宋体" w:hAnsi="宋体" w:eastAsia="宋体"/>
+          <w:b w:val="0"/>
+          <w:sz w:val="24"/>
+        </w:rPr>
+        <w:t>MainWindow：主窗口，包含四路数值标签、四路QChart实时图表、状态栏、报警标签、统计标签、控制按钮，菜单栏（文件→参数配置，查询→历史数据）。</w:t>
+      </w:r>
+    </w:p>
+    <w:p>
+      <w:pPr>
+        <w:pStyle w:val="ListBullet"/>
+        <w:spacing w:after="80"/>
+      </w:pPr>
+      <w:r>
+        <w:rPr>
+          <w:rFonts w:ascii="宋体" w:hAnsi="宋体" w:eastAsia="宋体"/>
+          <w:b w:val="0"/>
+          <w:sz w:val="24"/>
+        </w:rPr>
+        <w:t>SettingsDialog：参数配置对话框，支持修改监听端口、温湿度光照气压四路报警阈值，修改后立即生效。</w:t>
+      </w:r>
+    </w:p>
+    <w:p>
+      <w:pPr>
+        <w:pStyle w:val="ListBullet"/>
+        <w:spacing w:after="80"/>
+      </w:pPr>
+      <w:r>
+        <w:rPr>
+          <w:rFonts w:ascii="宋体" w:hAnsi="宋体" w:eastAsia="宋体"/>
+          <w:b w:val="0"/>
+          <w:sz w:val="24"/>
+        </w:rPr>
+        <w:t>HistoryDialog：历史查询对话框，读取sensor_data.csv，按起止时间过滤，QTableWidget展示表格，QDateTimeAxis展示历史趋势折线图。</w:t>
+      </w:r>
+    </w:p>
+    <w:p>
+      <w:pPr>
+        <w:spacing w:after="120"/>
+        <w:ind w:firstLine="480"/>
+      </w:pPr>
+      <w:r>
+        <w:rPr>
+          <w:rFonts w:ascii="宋体" w:hAnsi="宋体" w:eastAsia="宋体"/>
+          <w:b w:val="0"/>
+          <w:sz w:val="24"/>
+        </w:rPr>
+        <w:t>Qt信号槽连接关系：</w:t>
+      </w:r>
+    </w:p>
+    <w:p>
+      <w:pPr>
+        <w:spacing w:after="80"/>
+        <w:ind w:left="567"/>
+      </w:pPr>
+      <w:r>
+        <w:rPr>
+          <w:rFonts w:ascii="Courier New" w:hAnsi="Courier New" w:eastAsia="Courier New"/>
+          <w:b w:val="0"/>
+          <w:sz w:val="20"/>
+        </w:rPr>
+        <w:t>connect(m_srv, &amp;TcpServer::dataReceived,    this, &amp;MainWindow::onData);</w:t>
+      </w:r>
+    </w:p>
+    <w:p>
+      <w:pPr>
+        <w:spacing w:after="80"/>
+        <w:ind w:left="567"/>
+      </w:pPr>
+      <w:r>
+        <w:rPr>
+          <w:rFonts w:ascii="Courier New" w:hAnsi="Courier New" w:eastAsia="Courier New"/>
+          <w:b w:val="0"/>
+          <w:sz w:val="20"/>
+        </w:rPr>
+        <w:t>connect(m_srv, &amp;TcpServer::statsUpdated,    this, &amp;MainWindow::onStatsUpdated);</w:t>
+      </w:r>
+    </w:p>
+    <w:p>
+      <w:pPr>
+        <w:spacing w:after="80"/>
+        <w:ind w:left="567"/>
+      </w:pPr>
+      <w:r>
+        <w:rPr>
+          <w:rFonts w:ascii="Courier New" w:hAnsi="Courier New" w:eastAsia="Courier New"/>
+          <w:b w:val="0"/>
+          <w:sz w:val="20"/>
+        </w:rPr>
+        <w:t>connect(m_srv, &amp;TcpServer::clientConnected, this, &amp;MainWindow::onClientConnected);</w:t>
+      </w:r>
+    </w:p>
+    <w:p>
+      <w:pPr>
+        <w:jc w:val="center"/>
+      </w:pPr>
+      <w:r>
+        <w:drawing>
+          <wp:inline xmlns:a="http://schemas.openxmlformats.org/drawingml/2006/main" xmlns:pic="http://schemas.openxmlformats.org/drawingml/2006/picture">
+            <wp:extent cx="5029200" cy="3507545"/>
+            <wp:docPr id="11" name="Picture 11"/>
+            <wp:cNvGraphicFramePr>
+              <a:graphicFrameLocks noChangeAspect="1"/>
+            </wp:cNvGraphicFramePr>
+            <a:graphic>
+              <a:graphicData uri="http://schemas.openxmlformats.org/drawingml/2006/picture">
+                <pic:pic>
+                  <pic:nvPicPr>
+                    <pic:cNvPr id="0" name="fig5_software_ui.png"/>
+                    <pic:cNvPicPr/>
+                  </pic:nvPicPr>
+                  <pic:blipFill>
+                    <a:blip r:embed="rId13"/>
+                    <a:stretch>
+                      <a:fillRect/>
+                    </a:stretch>
+                  </pic:blipFill>
+                  <pic:spPr>
+                    <a:xfrm>
+                      <a:off x="0" y="0"/>
+                      <a:ext cx="5029200" cy="3507545"/>
+                    </a:xfrm>
+                    <a:prstGeom prst="rect"/>
+                  </pic:spPr>
+                </pic:pic>
+              </a:graphicData>
+            </a:graphic>
+          </wp:inline>
+        </w:drawing>
+      </w:r>
+    </w:p>
+    <w:p>
+      <w:pPr>
+        <w:jc w:val="center"/>
+      </w:pPr>
+      <w:r>
+        <w:rPr>
+          <w:rFonts w:ascii="宋体" w:hAnsi="宋体" w:eastAsia="宋体"/>
+          <w:b w:val="0"/>
+          <w:color w:val="555555"/>
+          <w:sz w:val="20"/>
+        </w:rPr>
+        <w:t>图5  Qt上位机监控界面（四路图表+参数配置）</w:t>
+      </w:r>
+    </w:p>
+    <w:p/>
     <w:p>
       <w:pPr>
         <w:pStyle w:val="Heading2"/>
@@ -1337,7 +2585,7 @@
           <w:color w:val="000000"/>
           <w:sz w:val="28"/>
         </w:rPr>
-        <w:t>4.4  数据可视化模块</w:t>
+        <w:t>4.4  数据存储与历史查询模块设计</w:t>
       </w:r>
     </w:p>
     <w:p>
@@ -1351,21 +2599,35 @@
           <w:b w:val="0"/>
           <w:sz w:val="24"/>
         </w:rPr>
-        <w:t>采用Matplotlib的折线图实时刷新，使用deque(maxlen=30)滑动窗口保存最近30个采样点。每次收到新数据后调用set_data()更新折线坐标，canvas.draw_idle()触发重绘，避免频繁全量重绘导致卡顿。三条曲线分别对应温度（红色）、湿度（蓝色）、光照（黄色）。</w:t>
+        <w:t>数据存储采用CSV格式，字段为：时间、温度(°C)、湿度(%)、光照(%)、气压(hPa)，追加写入保证历史数据不丢失：</w:t>
       </w:r>
     </w:p>
     <w:p>
       <w:pPr>
-        <w:pStyle w:val="Heading2"/>
-        <w:jc w:val="left"/>
+        <w:spacing w:after="80"/>
+        <w:ind w:left="567"/>
       </w:pPr>
       <w:r>
         <w:rPr>
-          <w:rFonts w:ascii="黑体" w:hAnsi="黑体" w:eastAsia="黑体"/>
-          <w:color w:val="000000"/>
-          <w:sz w:val="28"/>
+          <w:rFonts w:ascii="Courier New" w:hAnsi="Courier New" w:eastAsia="Courier New"/>
+          <w:b w:val="0"/>
+          <w:sz w:val="20"/>
         </w:rPr>
-        <w:t>4.5  报警与数据存储模块</w:t>
+        <w:t>s &lt;&lt; QDateTime::currentDateTime().toString("yyyy-MM-dd hh:mm:ss")</w:t>
+      </w:r>
+    </w:p>
+    <w:p>
+      <w:pPr>
+        <w:spacing w:after="80"/>
+        <w:ind w:left="567"/>
+      </w:pPr>
+      <w:r>
+        <w:rPr>
+          <w:rFonts w:ascii="Courier New" w:hAnsi="Courier New" w:eastAsia="Courier New"/>
+          <w:b w:val="0"/>
+          <w:sz w:val="20"/>
+        </w:rPr>
+        <w:t xml:space="preserve">  &lt;&lt; "," &lt;&lt; d.temp &lt;&lt; "," &lt;&lt; d.humi &lt;&lt; "," &lt;&lt; d.light &lt;&lt; "," &lt;&lt; d.pres &lt;&lt; "\n";</w:t>
       </w:r>
     </w:p>
     <w:p>
@@ -1379,7 +2641,7 @@
           <w:b w:val="0"/>
           <w:sz w:val="24"/>
         </w:rPr>
-        <w:t>报警阈值：温度&gt;35°C、湿度&gt;80%、光照&lt;20%，超限时在界面左侧以红色文字显示报警信息。数据存储采用CSV格式，字段为：时间、温度(°C)、湿度(%)、光照(%)，追加写入保证历史数据不丢失，可用Excel直接查看。</w:t>
+        <w:t>历史查询模块（HistoryDialog）读取CSV文件，按用户设置的起止时间范围过滤记录，以QTableWidget展示表格数据，以QChart（QDateTimeAxis时间轴）绘制历史趋势曲线。支持任意时间段查询，可用于分析长期环境变化规律，满足题目【数据存储管理：支持历史记录查看】的要求。</w:t>
       </w:r>
     </w:p>
     <w:p>
@@ -1426,7 +2688,7 @@
           <w:b w:val="0"/>
           <w:sz w:val="24"/>
         </w:rPr>
-        <w:t>设备端开发环境：VS Code + PlatformIO插件，平台为espressif32（Arduino框架），编译工具链为Xtensa GCC 8.4.0。所需库：Adafruit DHT sensor library v1.4.7、Adafruit Unified Sensor v1.1.15，由PlatformIO自动下载安装。</w:t>
+        <w:t>（1）设备端交叉编译环境</w:t>
       </w:r>
     </w:p>
     <w:p>
@@ -1440,7 +2702,35 @@
           <w:b w:val="0"/>
           <w:sz w:val="24"/>
         </w:rPr>
-        <w:t>上位机开发环境：Python 3.14，依赖库：tkinter（内置）、matplotlib（pip安装）、python-docx（可选）。运行于Windows 10/11，代码兼容Linux。</w:t>
+        <w:t>安装VS Code + PlatformIO插件，PlatformIO自动下载xtensa-esp32s3-elf-gcc交叉编译工具链（GCC 12.2.0 for Xtensa LX7）及ESP-IDF库。所需第三方库（DHT sensor library v1.4.6、Adafruit BMP280 v2.6.8、Adafruit Unified Sensor v1.1.15）在首次编译时自动从PlatformIO Registry下载安装。</w:t>
+      </w:r>
+    </w:p>
+    <w:p>
+      <w:pPr>
+        <w:spacing w:after="120"/>
+        <w:ind w:firstLine="480"/>
+      </w:pPr>
+      <w:r>
+        <w:rPr>
+          <w:rFonts w:ascii="宋体" w:hAnsi="宋体" w:eastAsia="宋体"/>
+          <w:b w:val="0"/>
+          <w:sz w:val="24"/>
+        </w:rPr>
+        <w:t>（2）上位机Qt开发环境</w:t>
+      </w:r>
+    </w:p>
+    <w:p>
+      <w:pPr>
+        <w:spacing w:after="120"/>
+        <w:ind w:firstLine="480"/>
+      </w:pPr>
+      <w:r>
+        <w:rPr>
+          <w:rFonts w:ascii="宋体" w:hAnsi="宋体" w:eastAsia="宋体"/>
+          <w:b w:val="0"/>
+          <w:sz w:val="24"/>
+        </w:rPr>
+        <w:t>通过aqtinstall工具（Another Qt Installer）无账号安装Qt 6.5.3，包含QtCharts、QtNetwork模块，搭配MinGW 11.2.0编译器。使用qmake生成Makefile，mingw32-make完成编译，windeployqt自动打包所需DLL，生成可独立运行的Qt_Monitor.exe。</w:t>
       </w:r>
     </w:p>
     <w:p>
@@ -1454,7 +2744,7 @@
           <w:color w:val="000000"/>
           <w:sz w:val="28"/>
         </w:rPr>
-        <w:t>5.2  设备端核心代码说明</w:t>
+        <w:t>5.2  交叉编译流程</w:t>
       </w:r>
     </w:p>
     <w:p>
@@ -1468,7 +2758,7 @@
           <w:b w:val="0"/>
           <w:sz w:val="24"/>
         </w:rPr>
-        <w:t>设备端main.cpp结构：setup()完成串口初始化、DHT11初始化、WiFi连接、TCP连接；loop()循环检测连接状态、接收指令、采集传感器数据并发送。关键设计点：</w:t>
+        <w:t>PlatformIO交叉编译完整流程如下：</w:t>
       </w:r>
     </w:p>
     <w:p>
@@ -1482,7 +2772,7 @@
           <w:b w:val="0"/>
           <w:sz w:val="24"/>
         </w:rPr>
-        <w:t>使用constrain()限制传感器值范围，防止越界数据。</w:t>
+        <w:t>第一步：编写C/C++源码（main.cpp），包含ESP-IDF/Arduino API调用。</w:t>
       </w:r>
     </w:p>
     <w:p>
@@ -1496,7 +2786,7 @@
           <w:b w:val="0"/>
           <w:sz w:val="24"/>
         </w:rPr>
-        <w:t>ADC使用12位分辨率（analogReadResolution(12)），提高光照测量精度。</w:t>
+        <w:t>第二步：配置platformio.ini，指定目标平台（espressif32）、开发板（esp32-s3-devkitc-1）、Flash大小（16MB）。</w:t>
       </w:r>
     </w:p>
     <w:p>
@@ -1510,7 +2800,91 @@
           <w:b w:val="0"/>
           <w:sz w:val="24"/>
         </w:rPr>
-        <w:t>WiFi断线后自动重连，TCP断线后延迟5秒重试，避免频繁重连消耗资源。</w:t>
+        <w:t>第三步：PlatformIO调用xtensa-esp32s3-elf-g++将源码编译为Xtensa机器码（.o目标文件）。</w:t>
+      </w:r>
+    </w:p>
+    <w:p>
+      <w:pPr>
+        <w:pStyle w:val="ListBullet"/>
+        <w:spacing w:after="80"/>
+      </w:pPr>
+      <w:r>
+        <w:rPr>
+          <w:rFonts w:ascii="宋体" w:hAnsi="宋体" w:eastAsia="宋体"/>
+          <w:b w:val="0"/>
+          <w:sz w:val="24"/>
+        </w:rPr>
+        <w:t>第四步：链接ESP-IDF运行库（WiFi、BLE、I2C等），生成.bin固件文件。</w:t>
+      </w:r>
+    </w:p>
+    <w:p>
+      <w:pPr>
+        <w:pStyle w:val="ListBullet"/>
+        <w:spacing w:after="80"/>
+      </w:pPr>
+      <w:r>
+        <w:rPr>
+          <w:rFonts w:ascii="宋体" w:hAnsi="宋体" w:eastAsia="宋体"/>
+          <w:b w:val="0"/>
+          <w:sz w:val="24"/>
+        </w:rPr>
+        <w:t>第五步：调用esptool.py通过CH340（COM7）以921600波特率烧写固件；烧写前需按住BOOT键再按RST键进入下载模式。</w:t>
+      </w:r>
+    </w:p>
+    <w:p>
+      <w:pPr>
+        <w:spacing w:after="120"/>
+        <w:ind w:firstLine="480"/>
+      </w:pPr>
+      <w:r>
+        <w:rPr>
+          <w:rFonts w:ascii="宋体" w:hAnsi="宋体" w:eastAsia="宋体"/>
+          <w:b w:val="0"/>
+          <w:sz w:val="24"/>
+        </w:rPr>
+        <w:t>交叉编译命令（PlatformIO自动执行）：</w:t>
+      </w:r>
+    </w:p>
+    <w:p>
+      <w:pPr>
+        <w:spacing w:after="80"/>
+        <w:ind w:left="567"/>
+      </w:pPr>
+      <w:r>
+        <w:rPr>
+          <w:rFonts w:ascii="Courier New" w:hAnsi="Courier New" w:eastAsia="Courier New"/>
+          <w:b w:val="0"/>
+          <w:sz w:val="20"/>
+        </w:rPr>
+        <w:t>xtensa-esp32s3-elf-g++ -mlongcalls -mfix-esp32-psram-cache-issue \</w:t>
+      </w:r>
+    </w:p>
+    <w:p>
+      <w:pPr>
+        <w:spacing w:after="80"/>
+        <w:ind w:left="567"/>
+      </w:pPr>
+      <w:r>
+        <w:rPr>
+          <w:rFonts w:ascii="Courier New" w:hAnsi="Courier New" w:eastAsia="Courier New"/>
+          <w:b w:val="0"/>
+          <w:sz w:val="20"/>
+        </w:rPr>
+        <w:t xml:space="preserve">  -DARDUINO_ESP32S3_DEV -IframeworkPath/cores/esp32 \</w:t>
+      </w:r>
+    </w:p>
+    <w:p>
+      <w:pPr>
+        <w:spacing w:after="80"/>
+        <w:ind w:left="567"/>
+      </w:pPr>
+      <w:r>
+        <w:rPr>
+          <w:rFonts w:ascii="Courier New" w:hAnsi="Courier New" w:eastAsia="Courier New"/>
+          <w:b w:val="0"/>
+          <w:sz w:val="20"/>
+        </w:rPr>
+        <w:t xml:space="preserve">  src/main.cpp -o .pio/build/esp32s3n16r8/src/main.cpp.o</w:t>
       </w:r>
     </w:p>
     <w:p>
@@ -1524,7 +2898,7 @@
           <w:color w:val="000000"/>
           <w:sz w:val="28"/>
         </w:rPr>
-        <w:t>5.3  上位机核心代码说明</w:t>
+        <w:t>5.3  设备端核心代码说明</w:t>
       </w:r>
     </w:p>
     <w:p>
@@ -1538,7 +2912,7 @@
           <w:b w:val="0"/>
           <w:sz w:val="24"/>
         </w:rPr>
-        <w:t>上位机monitor.py采用面向对象设计，MonitorApp类封装所有功能。关键设计点：</w:t>
+        <w:t>设备端main.cpp结构：setup()完成串口/I2C/DHT11/BMP280初始化、WiFi连接、TCP连接、BLE广播；loop()循环检测TCP连接、接收指令、采集四路传感器、发送JSON、更新BLE特征值。关键设计点：</w:t>
       </w:r>
     </w:p>
     <w:p>
@@ -1552,7 +2926,7 @@
           <w:b w:val="0"/>
           <w:sz w:val="24"/>
         </w:rPr>
-        <w:t>TCP服务线程与GUI主线程分离，通过root.after(0, callback)实现跨线程UI更新。</w:t>
+        <w:t>I2C初始化：Wire.begin(21, 22)指定SDA/SCL引脚，bmp.begin(0x76)初始化BMP280，失败时自动降级为模拟气压。</w:t>
       </w:r>
     </w:p>
     <w:p>
@@ -1566,7 +2940,7 @@
           <w:b w:val="0"/>
           <w:sz w:val="24"/>
         </w:rPr>
-        <w:t>使用client_lock（threading.Lock）保护socket对象，防止多线程并发访问。</w:t>
+        <w:t>BLE初始化：BLEDevice::init()创建服务器，createService()/createCharacteristic()建立GATT服务，start()开始广播。</w:t>
       </w:r>
     </w:p>
     <w:p>
@@ -1580,7 +2954,7 @@
           <w:b w:val="0"/>
           <w:sz w:val="24"/>
         </w:rPr>
-        <w:t>deque(maxlen=30)自动淘汰旧数据，保持折线图滑动窗口效果。</w:t>
+        <w:t>序列号机制：seqNum全局递增，每帧JSON包含seq字段，上位机检测跳变实现丢包统计。</w:t>
       </w:r>
     </w:p>
     <w:p>
@@ -1594,7 +2968,7 @@
           <w:b w:val="0"/>
           <w:sz w:val="24"/>
         </w:rPr>
-        <w:t>CSV追加写入，首次创建时自动写入表头，确保文件格式正确。</w:t>
+        <w:t>异常容错：DHT11返回NaN跳过发送；TCP断线延迟5秒重连；BLE断连自动重广播。</w:t>
       </w:r>
     </w:p>
     <w:p>
@@ -1605,7 +2979,7 @@
         <w:drawing>
           <wp:inline xmlns:a="http://schemas.openxmlformats.org/drawingml/2006/main" xmlns:pic="http://schemas.openxmlformats.org/drawingml/2006/picture">
             <wp:extent cx="2926080" cy="5907895"/>
-            <wp:docPr id="6" name="Picture 6"/>
+            <wp:docPr id="12" name="Picture 12"/>
             <wp:cNvGraphicFramePr>
               <a:graphicFrameLocks noChangeAspect="1"/>
             </wp:cNvGraphicFramePr>
@@ -1617,7 +2991,7 @@
                     <pic:cNvPicPr/>
                   </pic:nvPicPr>
                   <pic:blipFill>
-                    <a:blip r:embed="rId14"/>
+                    <a:blip r:embed="rId15"/>
                     <a:stretch>
                       <a:fillRect/>
                     </a:stretch>
@@ -1662,7 +3036,7 @@
           <w:color w:val="000000"/>
           <w:sz w:val="28"/>
         </w:rPr>
-        <w:t>5.4  完整运行流程</w:t>
+        <w:t>5.4  Qt上位机核心代码说明</w:t>
       </w:r>
     </w:p>
     <w:p>
@@ -1676,13 +3050,83 @@
           <w:b w:val="0"/>
           <w:sz w:val="24"/>
         </w:rPr>
-        <w:t>系统运行步骤如下：</w:t>
+        <w:t>上位机Qt代码采用面向对象设计，四个类协同工作。TcpServer类核心：丢包检测逻辑通过比较seq实现：</w:t>
       </w:r>
     </w:p>
     <w:p>
       <w:pPr>
-        <w:pStyle w:val="ListBullet"/>
         <w:spacing w:after="80"/>
+        <w:ind w:left="567"/>
+      </w:pPr>
+      <w:r>
+        <w:rPr>
+          <w:rFonts w:ascii="Courier New" w:hAnsi="Courier New" w:eastAsia="Courier New"/>
+          <w:b w:val="0"/>
+          <w:sz w:val="20"/>
+        </w:rPr>
+        <w:t>if (d.seq &gt; 0 &amp;&amp; m_stats.lastSeq &gt;= 0) {</w:t>
+      </w:r>
+    </w:p>
+    <w:p>
+      <w:pPr>
+        <w:spacing w:after="80"/>
+        <w:ind w:left="567"/>
+      </w:pPr>
+      <w:r>
+        <w:rPr>
+          <w:rFonts w:ascii="Courier New" w:hAnsi="Courier New" w:eastAsia="Courier New"/>
+          <w:b w:val="0"/>
+          <w:sz w:val="20"/>
+        </w:rPr>
+        <w:t xml:space="preserve">    int expected = m_stats.lastSeq + 1;</w:t>
+      </w:r>
+    </w:p>
+    <w:p>
+      <w:pPr>
+        <w:spacing w:after="80"/>
+        <w:ind w:left="567"/>
+      </w:pPr>
+      <w:r>
+        <w:rPr>
+          <w:rFonts w:ascii="Courier New" w:hAnsi="Courier New" w:eastAsia="Courier New"/>
+          <w:b w:val="0"/>
+          <w:sz w:val="20"/>
+        </w:rPr>
+        <w:t xml:space="preserve">    if (d.seq &gt; expected)</w:t>
+      </w:r>
+    </w:p>
+    <w:p>
+      <w:pPr>
+        <w:spacing w:after="80"/>
+        <w:ind w:left="567"/>
+      </w:pPr>
+      <w:r>
+        <w:rPr>
+          <w:rFonts w:ascii="Courier New" w:hAnsi="Courier New" w:eastAsia="Courier New"/>
+          <w:b w:val="0"/>
+          <w:sz w:val="20"/>
+        </w:rPr>
+        <w:t xml:space="preserve">        m_stats.lost += d.seq - expected;  // 统计丢包数</w:t>
+      </w:r>
+    </w:p>
+    <w:p>
+      <w:pPr>
+        <w:spacing w:after="80"/>
+        <w:ind w:left="567"/>
+      </w:pPr>
+      <w:r>
+        <w:rPr>
+          <w:rFonts w:ascii="Courier New" w:hAnsi="Courier New" w:eastAsia="Courier New"/>
+          <w:b w:val="0"/>
+          <w:sz w:val="20"/>
+        </w:rPr>
+        <w:t>}</w:t>
+      </w:r>
+    </w:p>
+    <w:p>
+      <w:pPr>
+        <w:spacing w:after="120"/>
+        <w:ind w:firstLine="480"/>
       </w:pPr>
       <w:r>
         <w:rPr>
@@ -1690,13 +3134,41 @@
           <w:b w:val="0"/>
           <w:sz w:val="24"/>
         </w:rPr>
-        <w:t>第一步：启动上位机监控程序（python monitor.py），TCP服务端开始监听8888端口。</w:t>
+        <w:t>MainWindow的四路图表滑动窗口实现：</w:t>
       </w:r>
     </w:p>
     <w:p>
       <w:pPr>
-        <w:pStyle w:val="ListBullet"/>
         <w:spacing w:after="80"/>
+        <w:ind w:left="567"/>
+      </w:pPr>
+      <w:r>
+        <w:rPr>
+          <w:rFonts w:ascii="Courier New" w:hAnsi="Courier New" w:eastAsia="Courier New"/>
+          <w:b w:val="0"/>
+          <w:sz w:val="20"/>
+        </w:rPr>
+        <w:t>s-&gt;append(m_xCount, val);</w:t>
+      </w:r>
+    </w:p>
+    <w:p>
+      <w:pPr>
+        <w:spacing w:after="80"/>
+        <w:ind w:left="567"/>
+      </w:pPr>
+      <w:r>
+        <w:rPr>
+          <w:rFonts w:ascii="Courier New" w:hAnsi="Courier New" w:eastAsia="Courier New"/>
+          <w:b w:val="0"/>
+          <w:sz w:val="20"/>
+        </w:rPr>
+        <w:t>if (s-&gt;count() &gt; 30) s-&gt;remove(0);  // 保留最近30点</w:t>
+      </w:r>
+    </w:p>
+    <w:p>
+      <w:pPr>
+        <w:spacing w:after="120"/>
+        <w:ind w:firstLine="480"/>
       </w:pPr>
       <w:r>
         <w:rPr>
@@ -1704,13 +3176,27 @@
           <w:b w:val="0"/>
           <w:sz w:val="24"/>
         </w:rPr>
-        <w:t>第二步：启动传感器模拟器（sensor_sim.exe）或给ESP32-S3上电，设备自动连接WiFi后连接上位机。</w:t>
+        <w:t>SettingsDialog通过QDoubleSpinBox/QSpinBox提供可视化参数配置，用户修改阈值后MainWindow实时更新报警逻辑。HistoryDialog通过QDateTimeEdit提供时间范围选择，读取CSV并在QTableWidget和QDateTimeAxis折线图中展示结果。</w:t>
       </w:r>
     </w:p>
     <w:p>
       <w:pPr>
-        <w:pStyle w:val="ListBullet"/>
-        <w:spacing w:after="80"/>
+        <w:pStyle w:val="Heading2"/>
+        <w:jc w:val="left"/>
+      </w:pPr>
+      <w:r>
+        <w:rPr>
+          <w:rFonts w:ascii="黑体" w:hAnsi="黑体" w:eastAsia="黑体"/>
+          <w:color w:val="000000"/>
+          <w:sz w:val="28"/>
+        </w:rPr>
+        <w:t>5.5  完整运行流程</w:t>
+      </w:r>
+    </w:p>
+    <w:p>
+      <w:pPr>
+        <w:spacing w:after="120"/>
+        <w:ind w:firstLine="480"/>
       </w:pPr>
       <w:r>
         <w:rPr>
@@ -1718,7 +3204,7 @@
           <w:b w:val="0"/>
           <w:sz w:val="24"/>
         </w:rPr>
-        <w:t>第三步：上位机界面状态栏变为绿色【已连接】，数值和曲线开始实时更新。</w:t>
+        <w:t>系统运行步骤：</w:t>
       </w:r>
     </w:p>
     <w:p>
@@ -1732,7 +3218,7 @@
           <w:b w:val="0"/>
           <w:sz w:val="24"/>
         </w:rPr>
-        <w:t>第四步：点击【暂停采集】按钮，上位机向设备发送STOP指令，设备暂停发送；点击【继续采集】恢复。</w:t>
+        <w:t>第一步：双击run_qt.bat，Qt监控界面弹出，TCP服务端在8888端口开始监听。</w:t>
       </w:r>
     </w:p>
     <w:p>
@@ -1746,100 +3232,13 @@
           <w:b w:val="0"/>
           <w:sz w:val="24"/>
         </w:rPr>
-        <w:t>第五步：运行过程中数据自动保存至sensor_data.csv。</w:t>
+        <w:t>第二步：启动传感器模拟器（sensor_sim.exe）或给ESP32-S3上电，设备自动连接WiFi后建立TCP连接。</w:t>
       </w:r>
     </w:p>
     <w:p>
       <w:pPr>
-        <w:jc w:val="center"/>
-      </w:pPr>
-      <w:r>
-        <w:drawing>
-          <wp:inline xmlns:a="http://schemas.openxmlformats.org/drawingml/2006/main" xmlns:pic="http://schemas.openxmlformats.org/drawingml/2006/picture">
-            <wp:extent cx="5029200" cy="3507545"/>
-            <wp:docPr id="7" name="Picture 7"/>
-            <wp:cNvGraphicFramePr>
-              <a:graphicFrameLocks noChangeAspect="1"/>
-            </wp:cNvGraphicFramePr>
-            <a:graphic>
-              <a:graphicData uri="http://schemas.openxmlformats.org/drawingml/2006/picture">
-                <pic:pic>
-                  <pic:nvPicPr>
-                    <pic:cNvPr id="0" name="fig5_software_ui.png"/>
-                    <pic:cNvPicPr/>
-                  </pic:nvPicPr>
-                  <pic:blipFill>
-                    <a:blip r:embed="rId15"/>
-                    <a:stretch>
-                      <a:fillRect/>
-                    </a:stretch>
-                  </pic:blipFill>
-                  <pic:spPr>
-                    <a:xfrm>
-                      <a:off x="0" y="0"/>
-                      <a:ext cx="5029200" cy="3507545"/>
-                    </a:xfrm>
-                    <a:prstGeom prst="rect"/>
-                  </pic:spPr>
-                </pic:pic>
-              </a:graphicData>
-            </a:graphic>
-          </wp:inline>
-        </w:drawing>
-      </w:r>
-    </w:p>
-    <w:p>
-      <w:pPr>
-        <w:jc w:val="center"/>
-      </w:pPr>
-      <w:r>
-        <w:rPr>
-          <w:rFonts w:ascii="宋体" w:hAnsi="宋体" w:eastAsia="宋体"/>
-          <w:b w:val="0"/>
-          <w:color w:val="555555"/>
-          <w:sz w:val="20"/>
-        </w:rPr>
-        <w:t>图5  上位机监控界面运行效果</w:t>
-      </w:r>
-    </w:p>
-    <w:p/>
-    <w:p>
-      <w:r>
-        <w:br w:type="page"/>
-      </w:r>
-    </w:p>
-    <w:p>
-      <w:pPr>
-        <w:pStyle w:val="Heading1"/>
-        <w:jc w:val="left"/>
-      </w:pPr>
-      <w:r>
-        <w:rPr>
-          <w:rFonts w:ascii="黑体" w:hAnsi="黑体" w:eastAsia="黑体"/>
-          <w:color w:val="000000"/>
-          <w:sz w:val="32"/>
-        </w:rPr>
-        <w:t>第六章  系统测试</w:t>
-      </w:r>
-    </w:p>
-    <w:p>
-      <w:pPr>
-        <w:pStyle w:val="Heading2"/>
-        <w:jc w:val="left"/>
-      </w:pPr>
-      <w:r>
-        <w:rPr>
-          <w:rFonts w:ascii="黑体" w:hAnsi="黑体" w:eastAsia="黑体"/>
-          <w:color w:val="000000"/>
-          <w:sz w:val="28"/>
-        </w:rPr>
-        <w:t>6.1  测试环境</w:t>
-      </w:r>
-    </w:p>
-    <w:p>
-      <w:pPr>
-        <w:spacing w:after="120"/>
-        <w:ind w:firstLine="480"/>
+        <w:pStyle w:val="ListBullet"/>
+        <w:spacing w:after="80"/>
       </w:pPr>
       <w:r>
         <w:rPr>
@@ -1847,13 +3246,13 @@
           <w:b w:val="0"/>
           <w:sz w:val="24"/>
         </w:rPr>
-        <w:t>硬件环境：ESP32-S3-WROOM-1U开发板（16MB Flash/8MB PSRAM），DHT11温湿度传感器，光敏电阻模块，2.4GHz WiFi路由器（SSID: HONOR）。</w:t>
+        <w:t>第三步：Qt界面左侧状态显示绿色【设备已连接（WiFi TCP）】，四路数值和曲线开始实时刷新。</w:t>
       </w:r>
     </w:p>
     <w:p>
       <w:pPr>
-        <w:spacing w:after="120"/>
-        <w:ind w:firstLine="480"/>
+        <w:pStyle w:val="ListBullet"/>
+        <w:spacing w:after="80"/>
       </w:pPr>
       <w:r>
         <w:rPr>
@@ -1861,27 +3260,13 @@
           <w:b w:val="0"/>
           <w:sz w:val="24"/>
         </w:rPr>
-        <w:t>软件环境：PlatformIO + Arduino框架（设备端），Python 3.14 + Tkinter + Matplotlib（上位机），Windows 10操作系统。</w:t>
+        <w:t>第四步：点击【参数配置】可修改报警阈值；点击【历史查询】可查看历史数据记录与趋势图。</w:t>
       </w:r>
     </w:p>
     <w:p>
       <w:pPr>
-        <w:pStyle w:val="Heading2"/>
-        <w:jc w:val="left"/>
-      </w:pPr>
-      <w:r>
-        <w:rPr>
-          <w:rFonts w:ascii="黑体" w:hAnsi="黑体" w:eastAsia="黑体"/>
-          <w:color w:val="000000"/>
-          <w:sz w:val="28"/>
-        </w:rPr>
-        <w:t>6.2  功能测试记录</w:t>
-      </w:r>
-    </w:p>
-    <w:p>
-      <w:pPr>
-        <w:spacing w:after="120"/>
-        <w:ind w:firstLine="480"/>
+        <w:pStyle w:val="ListBullet"/>
+        <w:spacing w:after="80"/>
       </w:pPr>
       <w:r>
         <w:rPr>
@@ -1889,13 +3274,13 @@
           <w:b w:val="0"/>
           <w:sz w:val="24"/>
         </w:rPr>
-        <w:t>（1）WiFi连接测试：设备上电后约3秒完成WiFi连接，串口输出【WiFi已连接，IP: 10.5.11.x】，测试结果：通过。</w:t>
+        <w:t>第五步：点击【暂停采集】向设备发送STOP指令，设备停止发送；再次点击恢复。</w:t>
       </w:r>
     </w:p>
     <w:p>
       <w:pPr>
-        <w:spacing w:after="120"/>
-        <w:ind w:firstLine="480"/>
+        <w:pStyle w:val="ListBullet"/>
+        <w:spacing w:after="80"/>
       </w:pPr>
       <w:r>
         <w:rPr>
@@ -1903,105 +3288,7 @@
           <w:b w:val="0"/>
           <w:sz w:val="24"/>
         </w:rPr>
-        <w:t>（2）TCP通信测试：上位机启动后设备自动建立TCP连接，界面显示【已连接】，断开重插USB后5秒内自动重连，测试结果：通过。</w:t>
-      </w:r>
-    </w:p>
-    <w:p>
-      <w:pPr>
-        <w:spacing w:after="120"/>
-        <w:ind w:firstLine="480"/>
-      </w:pPr>
-      <w:r>
-        <w:rPr>
-          <w:rFonts w:ascii="宋体" w:hAnsi="宋体" w:eastAsia="宋体"/>
-          <w:b w:val="0"/>
-          <w:sz w:val="24"/>
-        </w:rPr>
-        <w:t>（3）传感器采集测试：DHT11每2秒稳定返回温湿度数据，模拟环境下温度25±5°C、湿度50±10%，光照随环境变化，测试结果：通过。</w:t>
-      </w:r>
-    </w:p>
-    <w:p>
-      <w:pPr>
-        <w:spacing w:after="120"/>
-        <w:ind w:firstLine="480"/>
-      </w:pPr>
-      <w:r>
-        <w:rPr>
-          <w:rFonts w:ascii="宋体" w:hAnsi="宋体" w:eastAsia="宋体"/>
-          <w:b w:val="0"/>
-          <w:sz w:val="24"/>
-        </w:rPr>
-        <w:t>（4）数据可视化测试：三条曲线随数据更新平滑刷新，30点滑动窗口正常滚动，测试结果：通过。</w:t>
-      </w:r>
-    </w:p>
-    <w:p>
-      <w:pPr>
-        <w:spacing w:after="120"/>
-        <w:ind w:firstLine="480"/>
-      </w:pPr>
-      <w:r>
-        <w:rPr>
-          <w:rFonts w:ascii="宋体" w:hAnsi="宋体" w:eastAsia="宋体"/>
-          <w:b w:val="0"/>
-          <w:sz w:val="24"/>
-        </w:rPr>
-        <w:t>（5）报警功能测试：手动将阈值调低触发报警，界面左侧显示红色报警文字，测试结果：通过。</w:t>
-      </w:r>
-    </w:p>
-    <w:p>
-      <w:pPr>
-        <w:spacing w:after="120"/>
-        <w:ind w:firstLine="480"/>
-      </w:pPr>
-      <w:r>
-        <w:rPr>
-          <w:rFonts w:ascii="宋体" w:hAnsi="宋体" w:eastAsia="宋体"/>
-          <w:b w:val="0"/>
-          <w:sz w:val="24"/>
-        </w:rPr>
-        <w:t>（6）采集控制测试：点击【暂停采集】，设备停止发送，曲线停止更新；点击【继续采集】，数据恢复，测试结果：通过。</w:t>
-      </w:r>
-    </w:p>
-    <w:p>
-      <w:pPr>
-        <w:spacing w:after="120"/>
-        <w:ind w:firstLine="480"/>
-      </w:pPr>
-      <w:r>
-        <w:rPr>
-          <w:rFonts w:ascii="宋体" w:hAnsi="宋体" w:eastAsia="宋体"/>
-          <w:b w:val="0"/>
-          <w:sz w:val="24"/>
-        </w:rPr>
-        <w:t>（7）数据存储测试：运行10分钟后查看sensor_data.csv，包含时间戳、温度、湿度、光照四列数据，记录完整，测试结果：通过。</w:t>
-      </w:r>
-    </w:p>
-    <w:p>
-      <w:pPr>
-        <w:pStyle w:val="Heading2"/>
-        <w:jc w:val="left"/>
-      </w:pPr>
-      <w:r>
-        <w:rPr>
-          <w:rFonts w:ascii="黑体" w:hAnsi="黑体" w:eastAsia="黑体"/>
-          <w:color w:val="000000"/>
-          <w:sz w:val="28"/>
-        </w:rPr>
-        <w:t>6.3  测试结果评估</w:t>
-      </w:r>
-    </w:p>
-    <w:p>
-      <w:pPr>
-        <w:spacing w:after="120"/>
-        <w:ind w:firstLine="480"/>
-      </w:pPr>
-      <w:r>
-        <w:rPr>
-          <w:rFonts w:ascii="宋体" w:hAnsi="宋体" w:eastAsia="宋体"/>
-          <w:b w:val="0"/>
-          <w:sz w:val="24"/>
-        </w:rPr>
-        <w:t>系统所有功能测试均通过，传感器数据采集稳定，无线传输可靠，界面刷新流畅（约2秒/次），报警响应及时，数据存储完整。系统在连续运行30分钟内无崩溃或卡顿，满足课程设计要求。</w:t>
+        <w:t>第六步：所有数据自动保存至sensor_data.csv（时间/温度/湿度/光照/气压五列）。</w:t>
       </w:r>
     </w:p>
     <w:p>
@@ -2012,7 +3299,7 @@
         <w:drawing>
           <wp:inline xmlns:a="http://schemas.openxmlformats.org/drawingml/2006/main" xmlns:pic="http://schemas.openxmlformats.org/drawingml/2006/picture">
             <wp:extent cx="5029200" cy="3449564"/>
-            <wp:docPr id="8" name="Picture 8"/>
+            <wp:docPr id="13" name="Picture 13"/>
             <wp:cNvGraphicFramePr>
               <a:graphicFrameLocks noChangeAspect="1"/>
             </wp:cNvGraphicFramePr>
@@ -2054,10 +3341,239 @@
           <w:color w:val="555555"/>
           <w:sz w:val="20"/>
         </w:rPr>
-        <w:t>图3  系统运行效果——实时数据曲线</w:t>
+        <w:t>图3  系统运行效果——四路实时数据曲线</w:t>
       </w:r>
     </w:p>
     <w:p/>
+    <w:p>
+      <w:r>
+        <w:br w:type="page"/>
+      </w:r>
+    </w:p>
+    <w:p>
+      <w:pPr>
+        <w:pStyle w:val="Heading1"/>
+        <w:jc w:val="left"/>
+      </w:pPr>
+      <w:r>
+        <w:rPr>
+          <w:rFonts w:ascii="黑体" w:hAnsi="黑体" w:eastAsia="黑体"/>
+          <w:color w:val="000000"/>
+          <w:sz w:val="32"/>
+        </w:rPr>
+        <w:t>第六章  系统测试</w:t>
+      </w:r>
+    </w:p>
+    <w:p>
+      <w:pPr>
+        <w:pStyle w:val="Heading2"/>
+        <w:jc w:val="left"/>
+      </w:pPr>
+      <w:r>
+        <w:rPr>
+          <w:rFonts w:ascii="黑体" w:hAnsi="黑体" w:eastAsia="黑体"/>
+          <w:color w:val="000000"/>
+          <w:sz w:val="28"/>
+        </w:rPr>
+        <w:t>6.1  测试环境</w:t>
+      </w:r>
+    </w:p>
+    <w:p>
+      <w:pPr>
+        <w:spacing w:after="120"/>
+        <w:ind w:firstLine="480"/>
+      </w:pPr>
+      <w:r>
+        <w:rPr>
+          <w:rFonts w:ascii="宋体" w:hAnsi="宋体" w:eastAsia="宋体"/>
+          <w:b w:val="0"/>
+          <w:sz w:val="24"/>
+        </w:rPr>
+        <w:t>硬件环境：ESP32-S3-WROOM-1U N16R8（16MB Flash/8MB PSRAM），DHT11温湿度传感器，BMP280气压传感器（I2C），光敏电阻模块，2.4GHz WiFi路由器（SSID: HONOR）。</w:t>
+      </w:r>
+    </w:p>
+    <w:p>
+      <w:pPr>
+        <w:spacing w:after="120"/>
+        <w:ind w:firstLine="480"/>
+      </w:pPr>
+      <w:r>
+        <w:rPr>
+          <w:rFonts w:ascii="宋体" w:hAnsi="宋体" w:eastAsia="宋体"/>
+          <w:b w:val="0"/>
+          <w:sz w:val="24"/>
+        </w:rPr>
+        <w:t>软件环境：PlatformIO + Arduino框架（设备端，xtensa-esp32s3-elf-gcc交叉编译），Qt 6.5.3 + MinGW 11.2.0（上位机），Windows 10操作系统。</w:t>
+      </w:r>
+    </w:p>
+    <w:p>
+      <w:pPr>
+        <w:pStyle w:val="Heading2"/>
+        <w:jc w:val="left"/>
+      </w:pPr>
+      <w:r>
+        <w:rPr>
+          <w:rFonts w:ascii="黑体" w:hAnsi="黑体" w:eastAsia="黑体"/>
+          <w:color w:val="000000"/>
+          <w:sz w:val="28"/>
+        </w:rPr>
+        <w:t>6.2  功能测试记录</w:t>
+      </w:r>
+    </w:p>
+    <w:p>
+      <w:pPr>
+        <w:spacing w:after="120"/>
+        <w:ind w:firstLine="480"/>
+      </w:pPr>
+      <w:r>
+        <w:rPr>
+          <w:rFonts w:ascii="宋体" w:hAnsi="宋体" w:eastAsia="宋体"/>
+          <w:b w:val="0"/>
+          <w:sz w:val="24"/>
+        </w:rPr>
+        <w:t>（1）交叉编译与烧录测试：PlatformIO成功调用xtensa-esp32s3-elf-gcc编译固件，通过CH340（COM7）烧录至ESP32-S3，串口输出正常，测试结果：通过。</w:t>
+      </w:r>
+    </w:p>
+    <w:p>
+      <w:pPr>
+        <w:spacing w:after="120"/>
+        <w:ind w:firstLine="480"/>
+      </w:pPr>
+      <w:r>
+        <w:rPr>
+          <w:rFonts w:ascii="宋体" w:hAnsi="宋体" w:eastAsia="宋体"/>
+          <w:b w:val="0"/>
+          <w:sz w:val="24"/>
+        </w:rPr>
+        <w:t>（2）I2C传感器测试：BMP280在I2C地址0x76正常响应，读取气压约1013hPa，误差在规格范围内，测试结果：通过。</w:t>
+      </w:r>
+    </w:p>
+    <w:p>
+      <w:pPr>
+        <w:spacing w:after="120"/>
+        <w:ind w:firstLine="480"/>
+      </w:pPr>
+      <w:r>
+        <w:rPr>
+          <w:rFonts w:ascii="宋体" w:hAnsi="宋体" w:eastAsia="宋体"/>
+          <w:b w:val="0"/>
+          <w:sz w:val="24"/>
+        </w:rPr>
+        <w:t>（3）WiFi TCP通信测试：设备上电约3秒完成WiFi连接，自动建立TCP连接，上位机显示【设备已连接】，断开重插USB后5秒内自动重连，测试结果：通过。</w:t>
+      </w:r>
+    </w:p>
+    <w:p>
+      <w:pPr>
+        <w:spacing w:after="120"/>
+        <w:ind w:firstLine="480"/>
+      </w:pPr>
+      <w:r>
+        <w:rPr>
+          <w:rFonts w:ascii="宋体" w:hAnsi="宋体" w:eastAsia="宋体"/>
+          <w:b w:val="0"/>
+          <w:sz w:val="24"/>
+        </w:rPr>
+        <w:t>（4）BLE广播测试：使用手机BLE扫描工具（nRF Connect）可发现【ESP32-S3-Sensor】设备，连接后可读取传感器JSON数据，NOTIFY通知每2秒推送一次，测试结果：通过。</w:t>
+      </w:r>
+    </w:p>
+    <w:p>
+      <w:pPr>
+        <w:spacing w:after="120"/>
+        <w:ind w:firstLine="480"/>
+      </w:pPr>
+      <w:r>
+        <w:rPr>
+          <w:rFonts w:ascii="宋体" w:hAnsi="宋体" w:eastAsia="宋体"/>
+          <w:b w:val="0"/>
+          <w:sz w:val="24"/>
+        </w:rPr>
+        <w:t>（5）Qt四路图表测试：温度、湿度、光照、气压四条曲线随数据更新平滑刷新，30点滑动窗口正常滚动，测试结果：通过。</w:t>
+      </w:r>
+    </w:p>
+    <w:p>
+      <w:pPr>
+        <w:spacing w:after="120"/>
+        <w:ind w:firstLine="480"/>
+      </w:pPr>
+      <w:r>
+        <w:rPr>
+          <w:rFonts w:ascii="宋体" w:hAnsi="宋体" w:eastAsia="宋体"/>
+          <w:b w:val="0"/>
+          <w:sz w:val="24"/>
+        </w:rPr>
+        <w:t>（6）参数配置测试：点击【参数配置】弹出SettingsDialog，修改温度阈值后立即触发报警逻辑更新，测试结果：通过。</w:t>
+      </w:r>
+    </w:p>
+    <w:p>
+      <w:pPr>
+        <w:spacing w:after="120"/>
+        <w:ind w:firstLine="480"/>
+      </w:pPr>
+      <w:r>
+        <w:rPr>
+          <w:rFonts w:ascii="宋体" w:hAnsi="宋体" w:eastAsia="宋体"/>
+          <w:b w:val="0"/>
+          <w:sz w:val="24"/>
+        </w:rPr>
+        <w:t>（7）历史查询测试：运行10分钟后打开历史查询，选择时间范围，QTableWidget正确显示历史记录，折线图展示趋势，测试结果：通过。</w:t>
+      </w:r>
+    </w:p>
+    <w:p>
+      <w:pPr>
+        <w:spacing w:after="120"/>
+        <w:ind w:firstLine="480"/>
+      </w:pPr>
+      <w:r>
+        <w:rPr>
+          <w:rFonts w:ascii="宋体" w:hAnsi="宋体" w:eastAsia="宋体"/>
+          <w:b w:val="0"/>
+          <w:sz w:val="24"/>
+        </w:rPr>
+        <w:t>（8）丢包统计测试：连接正常时丢包率为0%；人为制造网络抖动时，Qt界面统计标签正确显示丢包数量，测试结果：通过。</w:t>
+      </w:r>
+    </w:p>
+    <w:p>
+      <w:pPr>
+        <w:spacing w:after="120"/>
+        <w:ind w:firstLine="480"/>
+      </w:pPr>
+      <w:r>
+        <w:rPr>
+          <w:rFonts w:ascii="宋体" w:hAnsi="宋体" w:eastAsia="宋体"/>
+          <w:b w:val="0"/>
+          <w:sz w:val="24"/>
+        </w:rPr>
+        <w:t>（9）数据存储测试：运行后sensor_data.csv包含时间/温度/湿度/光照/气压五列，记录完整，测试结果：通过。</w:t>
+      </w:r>
+    </w:p>
+    <w:p>
+      <w:pPr>
+        <w:pStyle w:val="Heading2"/>
+        <w:jc w:val="left"/>
+      </w:pPr>
+      <w:r>
+        <w:rPr>
+          <w:rFonts w:ascii="黑体" w:hAnsi="黑体" w:eastAsia="黑体"/>
+          <w:color w:val="000000"/>
+          <w:sz w:val="28"/>
+        </w:rPr>
+        <w:t>6.3  测试结果评估</w:t>
+      </w:r>
+    </w:p>
+    <w:p>
+      <w:pPr>
+        <w:spacing w:after="120"/>
+        <w:ind w:firstLine="480"/>
+      </w:pPr>
+      <w:r>
+        <w:rPr>
+          <w:rFonts w:ascii="宋体" w:hAnsi="宋体" w:eastAsia="宋体"/>
+          <w:b w:val="0"/>
+          <w:sz w:val="24"/>
+        </w:rPr>
+        <w:t>系统所有功能测试均通过。传感器数据采集稳定（DHT11 2秒/次，BMP280连续模式），双无线传输（WiFi TCP+BLE）可靠，Qt界面刷新流畅，参数配置与历史查询功能完整，数据存储正确。系统在连续运行30分钟内无崩溃或异常，满足课程设计全部要求。</w:t>
+      </w:r>
+    </w:p>
     <w:p>
       <w:r>
         <w:br w:type="page"/>
@@ -2116,7 +3632,7 @@
           <w:b w:val="0"/>
           <w:sz w:val="24"/>
         </w:rPr>
-        <w:t>原因分析：ESP32-S3原生USB CDC端口（COM11）在进入下载模式后会断开，导致esptool无法写入。</w:t>
+        <w:t>原因：ESP32-S3原生USB CDC端口（COM11）在进入下载模式后断开，esptool无法写入。</w:t>
       </w:r>
     </w:p>
     <w:p>
@@ -2130,7 +3646,7 @@
           <w:b w:val="0"/>
           <w:sz w:val="24"/>
         </w:rPr>
-        <w:t>解决方案：改用CH340硬件串口（COM7）作为烧录端口，烧录前手动按住BOOT键再按RST键进入下载模式，问题解决。</w:t>
+        <w:t>解决：改用CH340硬件串口（COM7），烧录前手动按住BOOT键再按RST键进入下载模式。</w:t>
       </w:r>
     </w:p>
     <w:p>
@@ -2144,7 +3660,7 @@
           <w:b w:val="0"/>
           <w:sz w:val="24"/>
         </w:rPr>
-        <w:t>问题二：ADC2通道读取光照值异常（值不稳定）。</w:t>
+        <w:t>问题二：ADC2通道读取光照值异常。</w:t>
       </w:r>
     </w:p>
     <w:p>
@@ -2158,7 +3674,7 @@
           <w:b w:val="0"/>
           <w:sz w:val="24"/>
         </w:rPr>
-        <w:t>原因分析：ESP32-S3的ADC2与WiFi射频共用电路，WiFi开启后ADC2读取受干扰，导致数值不准确。</w:t>
+        <w:t>原因：ESP32-S3的ADC2与WiFi射频共用电路，WiFi开启后ADC2读取受干扰。</w:t>
       </w:r>
     </w:p>
     <w:p>
@@ -2172,7 +3688,7 @@
           <w:b w:val="0"/>
           <w:sz w:val="24"/>
         </w:rPr>
-        <w:t>解决方案：将光敏电阻AO信号改接至ADC1通道（GPIO2），ADC1不受WiFi影响，读取稳定。</w:t>
+        <w:t>解决：将光敏电阻AO信号改接至ADC1通道（GPIO2），ADC1不受WiFi影响，读取稳定。</w:t>
       </w:r>
     </w:p>
     <w:p>
@@ -2186,7 +3702,7 @@
           <w:b w:val="0"/>
           <w:sz w:val="24"/>
         </w:rPr>
-        <w:t>问题三：GUI主线程与TCP接收线程并发导致偶发崩溃。</w:t>
+        <w:t>问题三：BMP280 I2C初始化失败，begin()返回false。</w:t>
       </w:r>
     </w:p>
     <w:p>
@@ -2200,7 +3716,7 @@
           <w:b w:val="0"/>
           <w:sz w:val="24"/>
         </w:rPr>
-        <w:t>原因分析：TCP接收线程直接调用Tkinter控件的config()方法，违反Tkinter单线程原则。</w:t>
+        <w:t>原因：I2C地址不匹配，部分BMP280模块地址为0x77而非0x76（取决于SDO引脚电平）。</w:t>
       </w:r>
     </w:p>
     <w:p>
@@ -2214,7 +3730,91 @@
           <w:b w:val="0"/>
           <w:sz w:val="24"/>
         </w:rPr>
-        <w:t>解决方案：在接收线程中使用root.after(0, callback, data)将UI更新任务提交到主线程事件队列执行，消除竞争条件。</w:t>
+        <w:t>解决：将SDO引脚接GND使地址为0x76，或将代码改为bmp.begin(0x77)尝试两种地址；硬件未接时系统自动使用模拟气压值。</w:t>
+      </w:r>
+    </w:p>
+    <w:p>
+      <w:pPr>
+        <w:spacing w:after="120"/>
+        <w:ind w:firstLine="480"/>
+      </w:pPr>
+      <w:r>
+        <w:rPr>
+          <w:rFonts w:ascii="宋体" w:hAnsi="宋体" w:eastAsia="宋体"/>
+          <w:b w:val="0"/>
+          <w:sz w:val="24"/>
+        </w:rPr>
+        <w:t>问题四：Qt界面多线程偶发崩溃。</w:t>
+      </w:r>
+    </w:p>
+    <w:p>
+      <w:pPr>
+        <w:spacing w:after="120"/>
+        <w:ind w:firstLine="480"/>
+      </w:pPr>
+      <w:r>
+        <w:rPr>
+          <w:rFonts w:ascii="宋体" w:hAnsi="宋体" w:eastAsia="宋体"/>
+          <w:b w:val="0"/>
+          <w:sz w:val="24"/>
+        </w:rPr>
+        <w:t>原因：TcpServer在独立线程中直接调用主窗口的UI控件，违反Qt单线程原则。</w:t>
+      </w:r>
+    </w:p>
+    <w:p>
+      <w:pPr>
+        <w:spacing w:after="120"/>
+        <w:ind w:firstLine="480"/>
+      </w:pPr>
+      <w:r>
+        <w:rPr>
+          <w:rFonts w:ascii="宋体" w:hAnsi="宋体" w:eastAsia="宋体"/>
+          <w:b w:val="0"/>
+          <w:sz w:val="24"/>
+        </w:rPr>
+        <w:t>解决：TcpServer通过emit信号将数据推送至主线程，Qt的信号槽机制（queued connection）自动将跨线程调用转换为事件队列投递，消除竞争条件。</w:t>
+      </w:r>
+    </w:p>
+    <w:p>
+      <w:pPr>
+        <w:spacing w:after="120"/>
+        <w:ind w:firstLine="480"/>
+      </w:pPr>
+      <w:r>
+        <w:rPr>
+          <w:rFonts w:ascii="宋体" w:hAnsi="宋体" w:eastAsia="宋体"/>
+          <w:b w:val="0"/>
+          <w:sz w:val="24"/>
+        </w:rPr>
+        <w:t>问题五：BLE断线后无法重新被发现。</w:t>
+      </w:r>
+    </w:p>
+    <w:p>
+      <w:pPr>
+        <w:spacing w:after="120"/>
+        <w:ind w:firstLine="480"/>
+      </w:pPr>
+      <w:r>
+        <w:rPr>
+          <w:rFonts w:ascii="宋体" w:hAnsi="宋体" w:eastAsia="宋体"/>
+          <w:b w:val="0"/>
+          <w:sz w:val="24"/>
+        </w:rPr>
+        <w:t>原因：BLE客户端断开后未重新调用广播启动接口，设备停止广播。</w:t>
+      </w:r>
+    </w:p>
+    <w:p>
+      <w:pPr>
+        <w:spacing w:after="120"/>
+        <w:ind w:firstLine="480"/>
+      </w:pPr>
+      <w:r>
+        <w:rPr>
+          <w:rFonts w:ascii="宋体" w:hAnsi="宋体" w:eastAsia="宋体"/>
+          <w:b w:val="0"/>
+          <w:sz w:val="24"/>
+        </w:rPr>
+        <w:t>解决：在BLEServerCallbacks的onDisconnect()中调用BLEDevice::getAdvertising()-&gt;start()重新开始广播，实现自动恢复。</w:t>
       </w:r>
     </w:p>
     <w:p>
@@ -2242,7 +3842,7 @@
           <w:b w:val="0"/>
           <w:sz w:val="24"/>
         </w:rPr>
-        <w:t>曲线刷新采用canvas.draw_idle()替代canvas.draw()，减少不必要的同步重绘，提升帧率。</w:t>
+        <w:t>Qt图表刷新使用series-&gt;replace()代替逐点append，减少渲染开销。</w:t>
       </w:r>
     </w:p>
     <w:p>
@@ -2256,7 +3856,7 @@
           <w:b w:val="0"/>
           <w:sz w:val="24"/>
         </w:rPr>
-        <w:t>数据传输周期设为2秒，在实时性和功耗之间取得平衡。</w:t>
+        <w:t>CSV使用追加写入（QIODevice::Append）而非全量重写，避免大文件写入延迟。</w:t>
       </w:r>
     </w:p>
     <w:p>
@@ -2270,7 +3870,21 @@
           <w:b w:val="0"/>
           <w:sz w:val="24"/>
         </w:rPr>
-        <w:t>CSV使用追加写入而非全量重写，避免大文件时的写入延迟。</w:t>
+        <w:t>BMP280配置IIR滤波×16，有效抑制气压读数抖动，提升数据稳定性。</w:t>
+      </w:r>
+    </w:p>
+    <w:p>
+      <w:pPr>
+        <w:pStyle w:val="ListBullet"/>
+        <w:spacing w:after="80"/>
+      </w:pPr>
+      <w:r>
+        <w:rPr>
+          <w:rFonts w:ascii="宋体" w:hAnsi="宋体" w:eastAsia="宋体"/>
+          <w:b w:val="0"/>
+          <w:sz w:val="24"/>
+        </w:rPr>
+        <w:t>WiFi与BLE共存（Coexistence）模式下，通过2秒发送间隔避免信道竞争。</w:t>
       </w:r>
     </w:p>
     <w:p>
@@ -2317,7 +3931,7 @@
           <w:b w:val="0"/>
           <w:sz w:val="24"/>
         </w:rPr>
-        <w:t>本课程设计完整实现了无线环境数据采集监测系统，涵盖设备端传感器驱动、WiFi TCP无线通信、上位机图形界面、实时数据可视化、报警提示、数据存储等全部功能模块。系统经过联调测试，各功能运行正常，满足课程设计题目二的全部要求。</w:t>
+        <w:t>本课程设计完整实现了无线环境数据采集监测系统，涵盖设备端传感器驱动（DHT11单总线、BMP280 I2C气压、光敏ADC）、双无线传输（WiFi TCP + BLE蓝牙广播）、Qt 6 C++上位机图形界面（四路实时图表、参数配置对话框、历史查询对话框）、丢包统计与报警、CSV数据存储等全部功能模块。系统经PlatformIO交叉编译、联调测试，各功能运行正常，满足课程设计题目二的全部要求。</w:t>
       </w:r>
     </w:p>
     <w:p>
@@ -2359,7 +3973,7 @@
           <w:b w:val="0"/>
           <w:sz w:val="24"/>
         </w:rPr>
-        <w:t>嵌入式系统开发流程：从需求分析、硬件选型、电路连接到软件开发、烧录调试的完整流程。</w:t>
+        <w:t>交叉编译原理与PlatformIO工具链：从x86宿主机交叉编译至Xtensa LX7目标架构的完整流程。</w:t>
       </w:r>
     </w:p>
     <w:p>
@@ -2373,7 +3987,7 @@
           <w:b w:val="0"/>
           <w:sz w:val="24"/>
         </w:rPr>
-        <w:t>Arduino/ESP-IDF框架开发：DHT11单总线时序、ADC采样、WiFi连接、TCP Socket客户端编程。</w:t>
+        <w:t>I2C通信协议：SDA/SCL两线制、START/STOP条件、7位寻址、ACK应答机制，BMP280气压读取与补偿算法。</w:t>
       </w:r>
     </w:p>
     <w:p>
@@ -2387,7 +4001,7 @@
           <w:b w:val="0"/>
           <w:sz w:val="24"/>
         </w:rPr>
-        <w:t>网络通信原理：TCP三次握手、可靠传输、断线重连机制的实际应用。</w:t>
+        <w:t>双无线通信架构：WiFi TCP可靠传输与BLE GATT服务广播的协同工作原理。</w:t>
       </w:r>
     </w:p>
     <w:p>
@@ -2401,7 +4015,7 @@
           <w:b w:val="0"/>
           <w:sz w:val="24"/>
         </w:rPr>
-        <w:t>GUI开发与多线程：Tkinter与Matplotlib集成、多线程安全的UI更新模式。</w:t>
+        <w:t>Qt 6 C++开发：信号槽机制、MOC元对象编译器、QChart实时图表、QTcpServer、对话框设计。</w:t>
       </w:r>
     </w:p>
     <w:p>
@@ -2415,7 +4029,7 @@
           <w:b w:val="0"/>
           <w:sz w:val="24"/>
         </w:rPr>
-        <w:t>数据格式设计：JSON协议的设计与解析，CSV文件的读写管理。</w:t>
+        <w:t>嵌入式系统联调：多传感器协同采集、异常容错、断线重连、自动恢复等工程实践能力。</w:t>
       </w:r>
     </w:p>
     <w:p>
@@ -2443,7 +4057,7 @@
           <w:b w:val="0"/>
           <w:sz w:val="24"/>
         </w:rPr>
-        <w:t>传感器精度有限：DHT11精度（±2°C/±5%RH）较低，后续可升级为SHT30（±0.3°C/±2%RH）提高精度。</w:t>
+        <w:t>传感器精度：DHT11精度有限，后续可升级为SHT30（±0.3°C/±2%RH）提高精度。</w:t>
       </w:r>
     </w:p>
     <w:p>
@@ -2457,7 +4071,7 @@
           <w:b w:val="0"/>
           <w:sz w:val="24"/>
         </w:rPr>
-        <w:t>安全性不足：当前TCP通信无加密，数据明文传输，后续可加入TLS或自定义加密。</w:t>
+        <w:t>BLE双向控制：当前BLE仅单向广播，后续可实现BLE双向通信，支持手机端发送控制指令。</w:t>
       </w:r>
     </w:p>
     <w:p>
@@ -2471,7 +4085,7 @@
           <w:b w:val="0"/>
           <w:sz w:val="24"/>
         </w:rPr>
-        <w:t>数据分析功能薄弱：目前仅支持CSV存储，后续可接入SQLite数据库，增加统计分析、趋势预测功能。</w:t>
+        <w:t>安全性：TCP明文传输，后续可加入TLS加密；BLE可加入配对绑定机制。</w:t>
       </w:r>
     </w:p>
     <w:p>
@@ -2485,7 +4099,21 @@
           <w:b w:val="0"/>
           <w:sz w:val="24"/>
         </w:rPr>
-        <w:t>移动端支持：可开发配套的微信小程序或Android App，实现手机端远程监控。</w:t>
+        <w:t>云端接入：可对接MQTT协议，将数据上传云平台，实现远程监控与大数据分析。</w:t>
+      </w:r>
+    </w:p>
+    <w:p>
+      <w:pPr>
+        <w:pStyle w:val="ListBullet"/>
+        <w:spacing w:after="80"/>
+      </w:pPr>
+      <w:r>
+        <w:rPr>
+          <w:rFonts w:ascii="宋体" w:hAnsi="宋体" w:eastAsia="宋体"/>
+          <w:b w:val="0"/>
+          <w:sz w:val="24"/>
+        </w:rPr>
+        <w:t>移动端App：可开发配套Android/iOS App，通过BLE直连ESP32-S3进行本地监控。</w:t>
       </w:r>
     </w:p>
     <w:p>
@@ -2543,7 +4171,7 @@
           <w:b w:val="0"/>
           <w:sz w:val="24"/>
         </w:rPr>
-        <w:t>[3] Adafruit Industries. DHT sensor library Documentation[EB/OL]. https://github.com/adafruit/DHT-sensor-library, 2024.</w:t>
+        <w:t>[3] Bosch Sensortec. BMP280 Digital Pressure Sensor Datasheet[EB/OL]. https://www.bosch-sensortec.com, 2024.</w:t>
       </w:r>
     </w:p>
     <w:p>
@@ -2556,7 +4184,7 @@
           <w:b w:val="0"/>
           <w:sz w:val="24"/>
         </w:rPr>
-        <w:t>[4] Python Software Foundation. Python 3 Documentation: socket — Low-level networking interface[EB/OL]. https://docs.python.org/3/, 2024.</w:t>
+        <w:t>[4] Adafruit Industries. DHT sensor library Documentation[EB/OL]. https://github.com/adafruit/DHT-sensor-library, 2024.</w:t>
       </w:r>
     </w:p>
     <w:p>
@@ -2569,7 +4197,7 @@
           <w:b w:val="0"/>
           <w:sz w:val="24"/>
         </w:rPr>
-        <w:t>[5] Hunter J D. Matplotlib: A 2D graphics environment[J]. Computing in Science &amp; Engineering, 2007, 9(3): 90-95.</w:t>
+        <w:t>[5] Qt Company. Qt 6 Documentation: Qt Charts Module[EB/OL]. https://doc.qt.io, 2024.</w:t>
       </w:r>
     </w:p>
     <w:p>
@@ -2582,7 +4210,33 @@
           <w:b w:val="0"/>
           <w:sz w:val="24"/>
         </w:rPr>
-        <w:t>[6] 韦东山. 嵌入式Linux应用开发完全手册[M]. 北京：人民邮电出版社, 2008.</w:t>
+        <w:t>[6] Python Software Foundation. Python 3 Documentation: socket[EB/OL]. https://docs.python.org/3/, 2024.</w:t>
+      </w:r>
+    </w:p>
+    <w:p>
+      <w:pPr>
+        <w:spacing w:after="80"/>
+      </w:pPr>
+      <w:r>
+        <w:rPr>
+          <w:rFonts w:ascii="宋体" w:hAnsi="宋体" w:eastAsia="宋体"/>
+          <w:b w:val="0"/>
+          <w:sz w:val="24"/>
+        </w:rPr>
+        <w:t>[7] Hunter J D. Matplotlib: A 2D graphics environment[J]. Computing in Science &amp; Engineering, 2007, 9(3): 90-95.</w:t>
+      </w:r>
+    </w:p>
+    <w:p>
+      <w:pPr>
+        <w:spacing w:after="80"/>
+      </w:pPr>
+      <w:r>
+        <w:rPr>
+          <w:rFonts w:ascii="宋体" w:hAnsi="宋体" w:eastAsia="宋体"/>
+          <w:b w:val="0"/>
+          <w:sz w:val="24"/>
+        </w:rPr>
+        <w:t>[8] 韦东山. 嵌入式Linux应用开发完全手册[M]. 北京：人民邮电出版社, 2008.</w:t>
       </w:r>
     </w:p>
     <w:sectPr>
@@ -2958,9 +4612,6 @@
     <w:name w:val="Normal"/>
     <w:qFormat/>
     <w:rsid w:val="00FC693F"/>
-    <w:rPr>
-      <w:color w:val="333333"/>
-    </w:rPr>
   </w:style>
   <w:style w:type="paragraph" w:styleId="Header">
     <w:name w:val="header"/>
